--- a/NIST.docx
+++ b/NIST.docx
@@ -1,6 +1,6 @@
 
 <file path=word/document.xml><?xml version="1.0" encoding="utf-8"?>
-<w:document xmlns:wpc="http://schemas.microsoft.com/office/word/2010/wordprocessingCanvas" xmlns:cx="http://schemas.microsoft.com/office/drawing/2014/chartex" xmlns:cx1="http://schemas.microsoft.com/office/drawing/2015/9/8/chartex" xmlns:cx2="http://schemas.microsoft.com/office/drawing/2015/10/21/chartex" xmlns:cx3="http://schemas.microsoft.com/office/drawing/2016/5/9/chartex" xmlns:cx4="http://schemas.microsoft.com/office/drawing/2016/5/10/chartex" xmlns:cx5="http://schemas.microsoft.com/office/drawing/2016/5/11/chartex" xmlns:cx6="http://schemas.microsoft.com/office/drawing/2016/5/12/chartex" xmlns:cx7="http://schemas.microsoft.com/office/drawing/2016/5/13/chartex" xmlns:cx8="http://schemas.microsoft.com/office/drawing/2016/5/14/chartex" xmlns:mc="http://schemas.openxmlformats.org/markup-compatibility/2006" xmlns:aink="http://schemas.microsoft.com/office/drawing/2016/ink" xmlns:am3d="http://schemas.microsoft.com/office/drawing/2017/model3d" xmlns:o="urn:schemas-microsoft-com:office:office" xmlns:r="http://schemas.openxmlformats.org/officeDocument/2006/relationships" xmlns:m="http://schemas.openxmlformats.org/officeDocument/2006/math" xmlns:v="urn:schemas-microsoft-com:vml" xmlns:wp14="http://schemas.microsoft.com/office/word/2010/wordprocessingDrawing" xmlns:wp="http://schemas.openxmlformats.org/drawingml/2006/wordprocessingDrawing" xmlns:w10="urn:schemas-microsoft-com:office:word" xmlns:w="http://schemas.openxmlformats.org/wordprocessingml/2006/main" xmlns:w14="http://schemas.microsoft.com/office/word/2010/wordml" xmlns:w15="http://schemas.microsoft.com/office/word/2012/wordml" xmlns:w16cex="http://schemas.microsoft.com/office/word/2018/wordml/cex" xmlns:w16cid="http://schemas.microsoft.com/office/word/2016/wordml/cid" xmlns:w16="http://schemas.microsoft.com/office/word/2018/wordml" xmlns:w16sdtdh="http://schemas.microsoft.com/office/word/2020/wordml/sdtdatahash" xmlns:w16se="http://schemas.microsoft.com/office/word/2015/wordml/symex" xmlns:wpg="http://schemas.microsoft.com/office/word/2010/wordprocessingGroup" xmlns:wpi="http://schemas.microsoft.com/office/word/2010/wordprocessingInk" xmlns:wne="http://schemas.microsoft.com/office/word/2006/wordml" xmlns:wps="http://schemas.microsoft.com/office/word/2010/wordprocessingShape" mc:Ignorable="w14 w15 w16se w16cid w16 w16cex w16sdtdh wp14">
+<w:document xmlns:wpc="http://schemas.microsoft.com/office/word/2010/wordprocessingCanvas" xmlns:cx="http://schemas.microsoft.com/office/drawing/2014/chartex" xmlns:cx1="http://schemas.microsoft.com/office/drawing/2015/9/8/chartex" xmlns:cx2="http://schemas.microsoft.com/office/drawing/2015/10/21/chartex" xmlns:cx3="http://schemas.microsoft.com/office/drawing/2016/5/9/chartex" xmlns:cx4="http://schemas.microsoft.com/office/drawing/2016/5/10/chartex" xmlns:cx5="http://schemas.microsoft.com/office/drawing/2016/5/11/chartex" xmlns:cx6="http://schemas.microsoft.com/office/drawing/2016/5/12/chartex" xmlns:cx7="http://schemas.microsoft.com/office/drawing/2016/5/13/chartex" xmlns:cx8="http://schemas.microsoft.com/office/drawing/2016/5/14/chartex" xmlns:mc="http://schemas.openxmlformats.org/markup-compatibility/2006" xmlns:aink="http://schemas.microsoft.com/office/drawing/2016/ink" xmlns:am3d="http://schemas.microsoft.com/office/drawing/2017/model3d" xmlns:o="urn:schemas-microsoft-com:office:office" xmlns:oel="http://schemas.microsoft.com/office/2019/extlst" xmlns:r="http://schemas.openxmlformats.org/officeDocument/2006/relationships" xmlns:m="http://schemas.openxmlformats.org/officeDocument/2006/math" xmlns:v="urn:schemas-microsoft-com:vml" xmlns:wp14="http://schemas.microsoft.com/office/word/2010/wordprocessingDrawing" xmlns:wp="http://schemas.openxmlformats.org/drawingml/2006/wordprocessingDrawing" xmlns:w10="urn:schemas-microsoft-com:office:word" xmlns:w="http://schemas.openxmlformats.org/wordprocessingml/2006/main" xmlns:w14="http://schemas.microsoft.com/office/word/2010/wordml" xmlns:w15="http://schemas.microsoft.com/office/word/2012/wordml" xmlns:w16cex="http://schemas.microsoft.com/office/word/2018/wordml/cex" xmlns:w16cid="http://schemas.microsoft.com/office/word/2016/wordml/cid" xmlns:w16="http://schemas.microsoft.com/office/word/2018/wordml" xmlns:w16du="http://schemas.microsoft.com/office/word/2023/wordml/word16du" xmlns:w16sdtdh="http://schemas.microsoft.com/office/word/2020/wordml/sdtdatahash" xmlns:w16sdtfl="http://schemas.microsoft.com/office/word/2024/wordml/sdtformatlock" xmlns:w16se="http://schemas.microsoft.com/office/word/2015/wordml/symex" xmlns:wpg="http://schemas.microsoft.com/office/word/2010/wordprocessingGroup" xmlns:wpi="http://schemas.microsoft.com/office/word/2010/wordprocessingInk" xmlns:wne="http://schemas.microsoft.com/office/word/2006/wordml" xmlns:wps="http://schemas.microsoft.com/office/word/2010/wordprocessingShape" mc:Ignorable="w14 w15 w16se w16cid w16 w16cex w16sdtdh w16sdtfl w16du wp14">
   <w:body>
     <w:p>
       <w:pPr>
@@ -66,21 +66,7 @@
         <w:rPr>
           <w:lang w:val="es-ES"/>
         </w:rPr>
-        <w:t xml:space="preserve">Style: Ejecutivo, basado en el contexto y en los documentos </w:t>
-      </w:r>
-      <w:proofErr w:type="spellStart"/>
-      <w:r>
-        <w:rPr>
-          <w:lang w:val="es-ES"/>
-        </w:rPr>
-        <w:t>provicionados</w:t>
-      </w:r>
-      <w:proofErr w:type="spellEnd"/>
-      <w:r>
-        <w:rPr>
-          <w:lang w:val="es-ES"/>
-        </w:rPr>
-        <w:t xml:space="preserve">. </w:t>
+        <w:t xml:space="preserve">Style: Ejecutivo, basado en el contexto y en los documentos provicionados. </w:t>
       </w:r>
     </w:p>
     <w:p>
@@ -94,19 +80,11 @@
           <w:lang w:val="es-ES"/>
         </w:rPr>
       </w:pPr>
-      <w:proofErr w:type="spellStart"/>
       <w:r>
         <w:rPr>
           <w:lang w:val="es-ES"/>
         </w:rPr>
-        <w:t>Tone</w:t>
-      </w:r>
-      <w:proofErr w:type="spellEnd"/>
-      <w:r>
-        <w:rPr>
-          <w:lang w:val="es-ES"/>
-        </w:rPr>
-        <w:t xml:space="preserve">: Neutral, profesional, revisión de gobernanza de riesgo estructurada. </w:t>
+        <w:t xml:space="preserve">Tone: Neutral, profesional, revisión de gobernanza de riesgo estructurada. </w:t>
       </w:r>
     </w:p>
     <w:p>
@@ -124,21 +102,7 @@
         <w:rPr>
           <w:lang w:val="es-ES"/>
         </w:rPr>
-        <w:t xml:space="preserve">Audiencia: Asesor del proyecto, </w:t>
-      </w:r>
-      <w:proofErr w:type="spellStart"/>
-      <w:r>
-        <w:rPr>
-          <w:lang w:val="es-ES"/>
-        </w:rPr>
-        <w:t>stakeholders</w:t>
-      </w:r>
-      <w:proofErr w:type="spellEnd"/>
-      <w:r>
-        <w:rPr>
-          <w:lang w:val="es-ES"/>
-        </w:rPr>
-        <w:t xml:space="preserve"> y docente de materia de ciberseguridad.</w:t>
+        <w:t>Audiencia: Asesor del proyecto, stakeholders y docente de materia de ciberseguridad.</w:t>
       </w:r>
     </w:p>
     <w:p>
@@ -156,21 +120,7 @@
         <w:rPr>
           <w:lang w:val="es-ES"/>
         </w:rPr>
-        <w:t xml:space="preserve">Response: Resumen de </w:t>
-      </w:r>
-      <w:proofErr w:type="spellStart"/>
-      <w:r>
-        <w:rPr>
-          <w:lang w:val="es-ES"/>
-        </w:rPr>
-        <w:t>Govern</w:t>
-      </w:r>
-      <w:proofErr w:type="spellEnd"/>
-      <w:r>
-        <w:rPr>
-          <w:lang w:val="es-ES"/>
-        </w:rPr>
-        <w:t>, evaluación por categorías con estado.</w:t>
+        <w:t>Response: Resumen de Govern, evaluación por categorías con estado.</w:t>
       </w:r>
     </w:p>
     <w:p>
@@ -213,9 +163,9 @@
         <w:tblLook w:val="04A0" w:firstRow="1" w:lastRow="0" w:firstColumn="1" w:lastColumn="0" w:noHBand="0" w:noVBand="1"/>
       </w:tblPr>
       <w:tblGrid>
-        <w:gridCol w:w="2831"/>
-        <w:gridCol w:w="2831"/>
-        <w:gridCol w:w="2832"/>
+        <w:gridCol w:w="2694"/>
+        <w:gridCol w:w="2643"/>
+        <w:gridCol w:w="3157"/>
       </w:tblGrid>
       <w:tr>
         <w:tc>
@@ -298,23 +248,13 @@
                 <w:lang w:val="es-ES"/>
               </w:rPr>
             </w:pPr>
-            <w:proofErr w:type="gramStart"/>
             <w:r>
               <w:rPr>
                 <w:b/>
                 <w:bCs/>
                 <w:lang w:val="es-ES"/>
               </w:rPr>
-              <w:t>GV.OC</w:t>
-            </w:r>
-            <w:proofErr w:type="gramEnd"/>
-            <w:r>
-              <w:rPr>
-                <w:b/>
-                <w:bCs/>
-                <w:lang w:val="es-ES"/>
-              </w:rPr>
-              <w:t xml:space="preserve"> (Contexto organizacional)</w:t>
+              <w:t>GV.OC (Contexto organizacional)</w:t>
             </w:r>
           </w:p>
         </w:tc>
@@ -365,7 +305,7 @@
             </w:pPr>
             <w:r>
               <w:rPr>
-                <w:rStyle w:val="Textoennegrita"/>
+                <w:rStyle w:val="Fuerte"/>
               </w:rPr>
               <w:t>GV.RM</w:t>
             </w:r>
@@ -416,14 +356,12 @@
                 <w:lang w:val="es-ES"/>
               </w:rPr>
             </w:pPr>
-            <w:proofErr w:type="gramStart"/>
-            <w:r>
-              <w:rPr>
-                <w:rStyle w:val="Textoennegrita"/>
+            <w:r>
+              <w:rPr>
+                <w:rStyle w:val="Fuerte"/>
               </w:rPr>
               <w:t>GV.RR</w:t>
             </w:r>
-            <w:proofErr w:type="gramEnd"/>
             <w:r>
               <w:t xml:space="preserve"> (Roles, responsabilidades, autoridades)</w:t>
             </w:r>
@@ -455,19 +393,7 @@
               </w:rPr>
             </w:pPr>
             <w:r>
-              <w:t xml:space="preserve">Los </w:t>
-            </w:r>
-            <w:proofErr w:type="spellStart"/>
-            <w:r>
-              <w:t>ADRs</w:t>
-            </w:r>
-            <w:proofErr w:type="spellEnd"/>
-            <w:r>
-              <w:t xml:space="preserve"> (Sección 3.2.4.2) documentan decisiones con alternativas consideradas; el asesor funciona como autoridad de aprobación metodológica. No hay declaración explícita de quién tiene autoridad para </w:t>
-            </w:r>
-            <w:r>
-              <w:lastRenderedPageBreak/>
-              <w:t>aceptar un riesgo de seguridad residual.</w:t>
+              <w:t>Los ADRs (Sección 3.2.4.2) documentan decisiones con alternativas consideradas; el asesor funciona como autoridad de aprobación metodológica. No hay declaración explícita de quién tiene autoridad para aceptar un riesgo de seguridad residual.</w:t>
             </w:r>
           </w:p>
         </w:tc>
@@ -485,43 +411,46 @@
             </w:pPr>
             <w:r>
               <w:rPr>
-                <w:rStyle w:val="Textoennegrita"/>
-              </w:rPr>
+                <w:rStyle w:val="Fuerte"/>
+              </w:rPr>
+              <w:t>GV.PO</w:t>
+            </w:r>
+            <w:r>
+              <w:t xml:space="preserve"> (Política)</w:t>
+            </w:r>
+          </w:p>
+        </w:tc>
+        <w:tc>
+          <w:tcPr>
+            <w:tcW w:w="2831" w:type="dxa"/>
+          </w:tcPr>
+          <w:p>
+            <w:pPr>
+              <w:rPr>
+                <w:lang w:val="es-ES"/>
+              </w:rPr>
+            </w:pPr>
+            <w:r>
+              <w:t>Parcial</w:t>
+            </w:r>
+          </w:p>
+        </w:tc>
+        <w:tc>
+          <w:tcPr>
+            <w:tcW w:w="2832" w:type="dxa"/>
+          </w:tcPr>
+          <w:p>
+            <w:pPr>
+              <w:rPr>
+                <w:lang w:val="es-ES"/>
+              </w:rPr>
+            </w:pPr>
+            <w:r>
+              <w:t xml:space="preserve">Tabla IV declara qué estándares aplican y con qué alcance — funciona como política de facto. </w:t>
+            </w:r>
+            <w:r>
               <w:lastRenderedPageBreak/>
-              <w:t>GV.PO</w:t>
-            </w:r>
-            <w:r>
-              <w:t xml:space="preserve"> (Política)</w:t>
-            </w:r>
-          </w:p>
-        </w:tc>
-        <w:tc>
-          <w:tcPr>
-            <w:tcW w:w="2831" w:type="dxa"/>
-          </w:tcPr>
-          <w:p>
-            <w:pPr>
-              <w:rPr>
-                <w:lang w:val="es-ES"/>
-              </w:rPr>
-            </w:pPr>
-            <w:r>
-              <w:t>Parcial</w:t>
-            </w:r>
-          </w:p>
-        </w:tc>
-        <w:tc>
-          <w:tcPr>
-            <w:tcW w:w="2832" w:type="dxa"/>
-          </w:tcPr>
-          <w:p>
-            <w:pPr>
-              <w:rPr>
-                <w:lang w:val="es-ES"/>
-              </w:rPr>
-            </w:pPr>
-            <w:r>
-              <w:t>Tabla IV declara qué estándares aplican y con qué alcance — funciona como política de facto. No hay una política de seguridad independiente que gobierne decisiones futuras (ej. "todo cambio de flujo de datos exige actualizar la Tabla XV").</w:t>
+              <w:t>No hay una política de seguridad independiente que gobierne decisiones futuras (ej. "todo cambio de flujo de datos exige actualizar la Tabla XV").</w:t>
             </w:r>
           </w:p>
         </w:tc>
@@ -537,14 +466,13 @@
                 <w:lang w:val="es-ES"/>
               </w:rPr>
             </w:pPr>
-            <w:proofErr w:type="gramStart"/>
-            <w:r>
-              <w:rPr>
-                <w:rStyle w:val="Textoennegrita"/>
-              </w:rPr>
+            <w:r>
+              <w:rPr>
+                <w:rStyle w:val="Fuerte"/>
+              </w:rPr>
+              <w:lastRenderedPageBreak/>
               <w:t>GV.OV</w:t>
             </w:r>
-            <w:proofErr w:type="gramEnd"/>
             <w:r>
               <w:t xml:space="preserve"> (Supervisión)</w:t>
             </w:r>
@@ -594,7 +522,7 @@
             </w:pPr>
             <w:r>
               <w:rPr>
-                <w:rStyle w:val="Textoennegrita"/>
+                <w:rStyle w:val="Fuerte"/>
               </w:rPr>
               <w:t>GV.SC</w:t>
             </w:r>
@@ -629,39 +557,7 @@
               </w:rPr>
             </w:pPr>
             <w:r>
-              <w:t xml:space="preserve">Sin tratamiento de la procedencia del </w:t>
-            </w:r>
-            <w:proofErr w:type="spellStart"/>
-            <w:r>
-              <w:t>dataset</w:t>
-            </w:r>
-            <w:proofErr w:type="spellEnd"/>
-            <w:r>
-              <w:t xml:space="preserve"> ACCIDENT, del </w:t>
-            </w:r>
-            <w:proofErr w:type="spellStart"/>
-            <w:r>
-              <w:t>backbone</w:t>
-            </w:r>
-            <w:proofErr w:type="spellEnd"/>
-            <w:r>
-              <w:t xml:space="preserve"> EfficientNetB0 </w:t>
-            </w:r>
-            <w:proofErr w:type="spellStart"/>
-            <w:r>
-              <w:t>preentrenado</w:t>
-            </w:r>
-            <w:proofErr w:type="spellEnd"/>
-            <w:r>
-              <w:t xml:space="preserve">, ni de dependencias de software (CARLA, ONNX </w:t>
-            </w:r>
-            <w:proofErr w:type="spellStart"/>
-            <w:r>
-              <w:t>Runtime</w:t>
-            </w:r>
-            <w:proofErr w:type="spellEnd"/>
-            <w:r>
-              <w:t>).</w:t>
+              <w:t>Sin tratamiento de la procedencia del dataset ACCIDENT, del backbone ResNet50 preentrenado (arquitectura Arq-D: ResNet50+CBAM+ConvLSTM2D), ni de dependencias de software (CARLA, ONNX Runtime).</w:t>
             </w:r>
           </w:p>
         </w:tc>
@@ -1060,7 +956,6 @@
           <w:szCs w:val="27"/>
           <w:lang w:eastAsia="es-419"/>
         </w:rPr>
-        <w:lastRenderedPageBreak/>
         <w:t>SSDF — cómo se opera lo que la gobernanza reveló (proceso y producto)</w:t>
       </w:r>
     </w:p>
@@ -1160,6 +1055,7 @@
                 <w:szCs w:val="24"/>
                 <w:lang w:eastAsia="es-419"/>
               </w:rPr>
+              <w:lastRenderedPageBreak/>
               <w:t>SSDF</w:t>
             </w:r>
           </w:p>
@@ -1178,7 +1074,6 @@
                 <w:lang w:eastAsia="es-419"/>
               </w:rPr>
             </w:pPr>
-            <w:proofErr w:type="spellStart"/>
             <w:r>
               <w:rPr>
                 <w:rFonts w:ascii="Times New Roman" w:eastAsia="Times New Roman" w:hAnsi="Times New Roman" w:cs="Times New Roman"/>
@@ -1186,74 +1081,87 @@
                 <w:szCs w:val="24"/>
                 <w:lang w:eastAsia="es-419"/>
               </w:rPr>
-              <w:t>Vacio</w:t>
-            </w:r>
-            <w:proofErr w:type="spellEnd"/>
-            <w:r>
+              <w:t>Vacio de GV</w:t>
+            </w:r>
+          </w:p>
+        </w:tc>
+        <w:tc>
+          <w:tcPr>
+            <w:tcW w:w="2124" w:type="dxa"/>
+          </w:tcPr>
+          <w:p>
+            <w:pPr>
+              <w:spacing w:before="100" w:beforeAutospacing="1" w:after="100" w:afterAutospacing="1"/>
               <w:rPr>
                 <w:rFonts w:ascii="Times New Roman" w:eastAsia="Times New Roman" w:hAnsi="Times New Roman" w:cs="Times New Roman"/>
                 <w:sz w:val="24"/>
                 <w:szCs w:val="24"/>
                 <w:lang w:eastAsia="es-419"/>
               </w:rPr>
-              <w:t xml:space="preserve"> de GV</w:t>
-            </w:r>
-          </w:p>
-        </w:tc>
-        <w:tc>
-          <w:tcPr>
-            <w:tcW w:w="2124" w:type="dxa"/>
-          </w:tcPr>
-          <w:p>
-            <w:pPr>
-              <w:spacing w:before="100" w:beforeAutospacing="1" w:after="100" w:afterAutospacing="1"/>
+            </w:pPr>
+            <w:r>
               <w:rPr>
                 <w:rFonts w:ascii="Times New Roman" w:eastAsia="Times New Roman" w:hAnsi="Times New Roman" w:cs="Times New Roman"/>
                 <w:sz w:val="24"/>
                 <w:szCs w:val="24"/>
                 <w:lang w:eastAsia="es-419"/>
               </w:rPr>
-            </w:pPr>
-            <w:proofErr w:type="spellStart"/>
-            <w:r>
+              <w:t>Recomendacion</w:t>
+            </w:r>
+          </w:p>
+        </w:tc>
+        <w:tc>
+          <w:tcPr>
+            <w:tcW w:w="2124" w:type="dxa"/>
+          </w:tcPr>
+          <w:p>
+            <w:pPr>
+              <w:spacing w:before="100" w:beforeAutospacing="1" w:after="100" w:afterAutospacing="1"/>
               <w:rPr>
                 <w:rFonts w:ascii="Times New Roman" w:eastAsia="Times New Roman" w:hAnsi="Times New Roman" w:cs="Times New Roman"/>
                 <w:sz w:val="24"/>
                 <w:szCs w:val="24"/>
                 <w:lang w:eastAsia="es-419"/>
               </w:rPr>
-              <w:t>Recomendacion</w:t>
-            </w:r>
-            <w:proofErr w:type="spellEnd"/>
-          </w:p>
-        </w:tc>
-        <w:tc>
-          <w:tcPr>
-            <w:tcW w:w="2124" w:type="dxa"/>
-          </w:tcPr>
-          <w:p>
-            <w:pPr>
-              <w:spacing w:before="100" w:beforeAutospacing="1" w:after="100" w:afterAutospacing="1"/>
+            </w:pPr>
+            <w:r>
               <w:rPr>
                 <w:rFonts w:ascii="Times New Roman" w:eastAsia="Times New Roman" w:hAnsi="Times New Roman" w:cs="Times New Roman"/>
                 <w:sz w:val="24"/>
                 <w:szCs w:val="24"/>
                 <w:lang w:eastAsia="es-419"/>
               </w:rPr>
-            </w:pPr>
-            <w:r>
+              <w:t>Tipo de control</w:t>
+            </w:r>
+          </w:p>
+        </w:tc>
+      </w:tr>
+      <w:tr>
+        <w:tc>
+          <w:tcPr>
+            <w:tcW w:w="2123" w:type="dxa"/>
+          </w:tcPr>
+          <w:p>
+            <w:pPr>
+              <w:spacing w:before="100" w:beforeAutospacing="1" w:after="100" w:afterAutospacing="1"/>
               <w:rPr>
                 <w:rFonts w:ascii="Times New Roman" w:eastAsia="Times New Roman" w:hAnsi="Times New Roman" w:cs="Times New Roman"/>
                 <w:sz w:val="24"/>
                 <w:szCs w:val="24"/>
                 <w:lang w:eastAsia="es-419"/>
               </w:rPr>
-              <w:t>Tipo de control</w:t>
-            </w:r>
-          </w:p>
-        </w:tc>
-      </w:tr>
-      <w:tr>
+            </w:pPr>
+            <w:r>
+              <w:rPr>
+                <w:rStyle w:val="Fuerte"/>
+              </w:rPr>
+              <w:t>PO.1</w:t>
+            </w:r>
+            <w:r>
+              <w:t xml:space="preserve"> (requisitos de seguridad tempranos)</w:t>
+            </w:r>
+          </w:p>
+        </w:tc>
         <w:tc>
           <w:tcPr>
             <w:tcW w:w="2123" w:type="dxa"/>
@@ -1269,19 +1177,13 @@
               </w:rPr>
             </w:pPr>
             <w:r>
-              <w:rPr>
-                <w:rStyle w:val="Textoennegrita"/>
-              </w:rPr>
-              <w:t>PO.1</w:t>
-            </w:r>
-            <w:r>
-              <w:t xml:space="preserve"> (requisitos de seguridad tempranos)</w:t>
-            </w:r>
-          </w:p>
-        </w:tc>
-        <w:tc>
-          <w:tcPr>
-            <w:tcW w:w="2123" w:type="dxa"/>
+              <w:t>GV.PO</w:t>
+            </w:r>
+          </w:p>
+        </w:tc>
+        <w:tc>
+          <w:tcPr>
+            <w:tcW w:w="2124" w:type="dxa"/>
           </w:tcPr>
           <w:p>
             <w:pPr>
@@ -1294,7 +1196,7 @@
               </w:rPr>
             </w:pPr>
             <w:r>
-              <w:t>GV.PO</w:t>
+              <w:t>Formalizar la Tabla XV como "definition of done" de seguridad en cada iteración Crystal Clear, no solo un paso de diseño inicial</w:t>
             </w:r>
           </w:p>
         </w:tc>
@@ -1313,37 +1215,15 @@
               </w:rPr>
             </w:pPr>
             <w:r>
-              <w:t>Formalizar la Tabla XV como "</w:t>
-            </w:r>
-            <w:proofErr w:type="spellStart"/>
-            <w:r>
-              <w:t>definition</w:t>
-            </w:r>
-            <w:proofErr w:type="spellEnd"/>
-            <w:r>
-              <w:t xml:space="preserve"> </w:t>
-            </w:r>
-            <w:proofErr w:type="spellStart"/>
-            <w:r>
-              <w:t>of</w:t>
-            </w:r>
-            <w:proofErr w:type="spellEnd"/>
-            <w:r>
-              <w:t xml:space="preserve"> done" de seguridad en cada iteración </w:t>
-            </w:r>
-            <w:proofErr w:type="spellStart"/>
-            <w:r>
-              <w:t>Crystal</w:t>
-            </w:r>
-            <w:proofErr w:type="spellEnd"/>
-            <w:r>
-              <w:t xml:space="preserve"> Clear, no solo un paso de diseño inicial</w:t>
-            </w:r>
-          </w:p>
-        </w:tc>
-        <w:tc>
-          <w:tcPr>
-            <w:tcW w:w="2124" w:type="dxa"/>
+              <w:t>Organizacional</w:t>
+            </w:r>
+          </w:p>
+        </w:tc>
+      </w:tr>
+      <w:tr>
+        <w:tc>
+          <w:tcPr>
+            <w:tcW w:w="2123" w:type="dxa"/>
           </w:tcPr>
           <w:p>
             <w:pPr>
@@ -1356,12 +1236,16 @@
               </w:rPr>
             </w:pPr>
             <w:r>
-              <w:t>Organizacional</w:t>
-            </w:r>
-          </w:p>
-        </w:tc>
-      </w:tr>
-      <w:tr>
+              <w:rPr>
+                <w:rStyle w:val="Fuerte"/>
+              </w:rPr>
+              <w:t>PS.2</w:t>
+            </w:r>
+            <w:r>
+              <w:t xml:space="preserve"> (procedencia de artefactos)</w:t>
+            </w:r>
+          </w:p>
+        </w:tc>
         <w:tc>
           <w:tcPr>
             <w:tcW w:w="2123" w:type="dxa"/>
@@ -1377,19 +1261,13 @@
               </w:rPr>
             </w:pPr>
             <w:r>
-              <w:rPr>
-                <w:rStyle w:val="Textoennegrita"/>
-              </w:rPr>
-              <w:t>PS.2</w:t>
-            </w:r>
-            <w:r>
-              <w:t xml:space="preserve"> (procedencia de artefactos)</w:t>
-            </w:r>
-          </w:p>
-        </w:tc>
-        <w:tc>
-          <w:tcPr>
-            <w:tcW w:w="2123" w:type="dxa"/>
+              <w:t>GV.SC</w:t>
+            </w:r>
+          </w:p>
+        </w:tc>
+        <w:tc>
+          <w:tcPr>
+            <w:tcW w:w="2124" w:type="dxa"/>
           </w:tcPr>
           <w:p>
             <w:pPr>
@@ -1402,7 +1280,17 @@
               </w:rPr>
             </w:pPr>
             <w:r>
-              <w:t>GV.SC</w:t>
+              <w:t xml:space="preserve">Versionar cada </w:t>
+            </w:r>
+            <w:r>
+              <w:rPr>
+                <w:rStyle w:val="CdigoHTML"/>
+                <w:rFonts w:eastAsiaTheme="minorHAnsi"/>
+              </w:rPr>
+              <w:t>.h5</w:t>
+            </w:r>
+            <w:r>
+              <w:t xml:space="preserve"> con hash de commit y partición de datos; registrar procedencia/licencia del dataset ACCIDENT y del backbone</w:t>
             </w:r>
           </w:p>
         </w:tc>
@@ -1421,44 +1309,15 @@
               </w:rPr>
             </w:pPr>
             <w:r>
-              <w:t xml:space="preserve">Versionar cada </w:t>
-            </w:r>
-            <w:r>
-              <w:rPr>
-                <w:rStyle w:val="CdigoHTML"/>
-                <w:rFonts w:eastAsiaTheme="minorHAnsi"/>
-              </w:rPr>
-              <w:t>.h5</w:t>
-            </w:r>
-            <w:r>
-              <w:t xml:space="preserve"> con hash de </w:t>
-            </w:r>
-            <w:proofErr w:type="spellStart"/>
-            <w:r>
-              <w:t>commit</w:t>
-            </w:r>
-            <w:proofErr w:type="spellEnd"/>
-            <w:r>
-              <w:t xml:space="preserve"> y partición de datos; registrar procedencia/licencia del </w:t>
-            </w:r>
-            <w:proofErr w:type="spellStart"/>
-            <w:r>
-              <w:t>dataset</w:t>
-            </w:r>
-            <w:proofErr w:type="spellEnd"/>
-            <w:r>
-              <w:t xml:space="preserve"> ACCIDENT y del </w:t>
-            </w:r>
-            <w:proofErr w:type="spellStart"/>
-            <w:r>
-              <w:t>backbone</w:t>
-            </w:r>
-            <w:proofErr w:type="spellEnd"/>
-          </w:p>
-        </w:tc>
-        <w:tc>
-          <w:tcPr>
-            <w:tcW w:w="2124" w:type="dxa"/>
+              <w:t>Tecnológico</w:t>
+            </w:r>
+          </w:p>
+        </w:tc>
+      </w:tr>
+      <w:tr>
+        <w:tc>
+          <w:tcPr>
+            <w:tcW w:w="2123" w:type="dxa"/>
           </w:tcPr>
           <w:p>
             <w:pPr>
@@ -1471,12 +1330,16 @@
               </w:rPr>
             </w:pPr>
             <w:r>
-              <w:t>Tecnológico</w:t>
-            </w:r>
-          </w:p>
-        </w:tc>
-      </w:tr>
-      <w:tr>
+              <w:rPr>
+                <w:rStyle w:val="Fuerte"/>
+              </w:rPr>
+              <w:t>PW.7/PW.8</w:t>
+            </w:r>
+            <w:r>
+              <w:t xml:space="preserve"> (revisión y prueba)</w:t>
+            </w:r>
+          </w:p>
+        </w:tc>
         <w:tc>
           <w:tcPr>
             <w:tcW w:w="2123" w:type="dxa"/>
@@ -1492,19 +1355,13 @@
               </w:rPr>
             </w:pPr>
             <w:r>
-              <w:rPr>
-                <w:rStyle w:val="Textoennegrita"/>
-              </w:rPr>
-              <w:t>PW.7/PW.8</w:t>
-            </w:r>
-            <w:r>
-              <w:t xml:space="preserve"> (revisión y prueba)</w:t>
-            </w:r>
-          </w:p>
-        </w:tc>
-        <w:tc>
-          <w:tcPr>
-            <w:tcW w:w="2123" w:type="dxa"/>
+              <w:t>GV.RR (autoridad implícita sin verificación)</w:t>
+            </w:r>
+          </w:p>
+        </w:tc>
+        <w:tc>
+          <w:tcPr>
+            <w:tcW w:w="2124" w:type="dxa"/>
           </w:tcPr>
           <w:p>
             <w:pPr>
@@ -1516,13 +1373,8 @@
                 <w:lang w:eastAsia="es-419"/>
               </w:rPr>
             </w:pPr>
-            <w:proofErr w:type="gramStart"/>
-            <w:r>
-              <w:t>GV.RR</w:t>
-            </w:r>
-            <w:proofErr w:type="gramEnd"/>
-            <w:r>
-              <w:t xml:space="preserve"> (autoridad implícita sin verificación)</w:t>
+            <w:r>
+              <w:t>Prueba de regresión para A-07 (concurrencia); revisión de código como parte del checklist, no solo documentación</w:t>
             </w:r>
           </w:p>
         </w:tc>
@@ -1541,21 +1393,15 @@
               </w:rPr>
             </w:pPr>
             <w:r>
-              <w:t xml:space="preserve">Prueba de regresión para A-08 (concurrencia); revisión de código como parte del </w:t>
-            </w:r>
-            <w:proofErr w:type="spellStart"/>
-            <w:r>
-              <w:t>checklist</w:t>
-            </w:r>
-            <w:proofErr w:type="spellEnd"/>
-            <w:r>
-              <w:t>, no solo documentación</w:t>
-            </w:r>
-          </w:p>
-        </w:tc>
-        <w:tc>
-          <w:tcPr>
-            <w:tcW w:w="2124" w:type="dxa"/>
+              <w:t>Tecnológico</w:t>
+            </w:r>
+          </w:p>
+        </w:tc>
+      </w:tr>
+      <w:tr>
+        <w:tc>
+          <w:tcPr>
+            <w:tcW w:w="2123" w:type="dxa"/>
           </w:tcPr>
           <w:p>
             <w:pPr>
@@ -1568,12 +1414,16 @@
               </w:rPr>
             </w:pPr>
             <w:r>
-              <w:t>Tecnológico</w:t>
-            </w:r>
-          </w:p>
-        </w:tc>
-      </w:tr>
-      <w:tr>
+              <w:rPr>
+                <w:rStyle w:val="Fuerte"/>
+              </w:rPr>
+              <w:t>RV.1</w:t>
+            </w:r>
+            <w:r>
+              <w:t xml:space="preserve"> (identificación continua de vulnerabilidades)</w:t>
+            </w:r>
+          </w:p>
+        </w:tc>
         <w:tc>
           <w:tcPr>
             <w:tcW w:w="2123" w:type="dxa"/>
@@ -1589,19 +1439,13 @@
               </w:rPr>
             </w:pPr>
             <w:r>
-              <w:rPr>
-                <w:rStyle w:val="Textoennegrita"/>
-              </w:rPr>
-              <w:t>RV.1</w:t>
-            </w:r>
-            <w:r>
-              <w:t xml:space="preserve"> (identificación continua de vulnerabilidades)</w:t>
-            </w:r>
-          </w:p>
-        </w:tc>
-        <w:tc>
-          <w:tcPr>
-            <w:tcW w:w="2123" w:type="dxa"/>
+              <w:t>GV.OV</w:t>
+            </w:r>
+          </w:p>
+        </w:tc>
+        <w:tc>
+          <w:tcPr>
+            <w:tcW w:w="2124" w:type="dxa"/>
           </w:tcPr>
           <w:p>
             <w:pPr>
@@ -1613,11 +1457,9 @@
                 <w:lang w:eastAsia="es-419"/>
               </w:rPr>
             </w:pPr>
-            <w:proofErr w:type="gramStart"/>
-            <w:r>
-              <w:t>GV.OV</w:t>
-            </w:r>
-            <w:proofErr w:type="gramEnd"/>
+            <w:r>
+              <w:t>Revisar la Tabla XV cada vez que se modifica un flujo de datos, no una sola vez al final</w:t>
+            </w:r>
           </w:p>
         </w:tc>
         <w:tc>
@@ -1635,13 +1477,15 @@
               </w:rPr>
             </w:pPr>
             <w:r>
-              <w:t>Revisar la Tabla XV cada vez que se modifica un flujo de datos, no una sola vez al final</w:t>
-            </w:r>
-          </w:p>
-        </w:tc>
-        <w:tc>
-          <w:tcPr>
-            <w:tcW w:w="2124" w:type="dxa"/>
+              <w:t>Organizacional</w:t>
+            </w:r>
+          </w:p>
+        </w:tc>
+      </w:tr>
+      <w:tr>
+        <w:tc>
+          <w:tcPr>
+            <w:tcW w:w="2123" w:type="dxa"/>
           </w:tcPr>
           <w:p>
             <w:pPr>
@@ -1654,12 +1498,16 @@
               </w:rPr>
             </w:pPr>
             <w:r>
-              <w:t>Organizacional</w:t>
-            </w:r>
-          </w:p>
-        </w:tc>
-      </w:tr>
-      <w:tr>
+              <w:rPr>
+                <w:rStyle w:val="Fuerte"/>
+              </w:rPr>
+              <w:t>RV.2/RV.3</w:t>
+            </w:r>
+            <w:r>
+              <w:t xml:space="preserve"> (gestión y causa raíz)</w:t>
+            </w:r>
+          </w:p>
+        </w:tc>
         <w:tc>
           <w:tcPr>
             <w:tcW w:w="2123" w:type="dxa"/>
@@ -1675,19 +1523,13 @@
               </w:rPr>
             </w:pPr>
             <w:r>
-              <w:rPr>
-                <w:rStyle w:val="Textoennegrita"/>
-              </w:rPr>
-              <w:t>RV.2/RV.3</w:t>
-            </w:r>
-            <w:r>
-              <w:t xml:space="preserve"> (gestión y causa raíz)</w:t>
-            </w:r>
-          </w:p>
-        </w:tc>
-        <w:tc>
-          <w:tcPr>
-            <w:tcW w:w="2123" w:type="dxa"/>
+              <w:t>GV.RM (plan de acción cuando se incumple el umbral)</w:t>
+            </w:r>
+          </w:p>
+        </w:tc>
+        <w:tc>
+          <w:tcPr>
+            <w:tcW w:w="2124" w:type="dxa"/>
           </w:tcPr>
           <w:p>
             <w:pPr>
@@ -1700,7 +1542,7 @@
               </w:rPr>
             </w:pPr>
             <w:r>
-              <w:t>GV.RM (plan de acción cuando se incumple el umbral)</w:t>
+              <w:t>Documentar plan de remediación con responsable y fecha para A-06 y A-07</w:t>
             </w:r>
           </w:p>
         </w:tc>
@@ -1719,13 +1561,15 @@
               </w:rPr>
             </w:pPr>
             <w:r>
-              <w:t>Documentar plan de remediación con responsable y fecha para A-06 y A-08</w:t>
-            </w:r>
-          </w:p>
-        </w:tc>
-        <w:tc>
-          <w:tcPr>
-            <w:tcW w:w="2124" w:type="dxa"/>
+              <w:t>Organizacional</w:t>
+            </w:r>
+          </w:p>
+        </w:tc>
+      </w:tr>
+      <w:tr>
+        <w:tc>
+          <w:tcPr>
+            <w:tcW w:w="2123" w:type="dxa"/>
           </w:tcPr>
           <w:p>
             <w:pPr>
@@ -1738,12 +1582,16 @@
               </w:rPr>
             </w:pPr>
             <w:r>
-              <w:t>Organizacional</w:t>
-            </w:r>
-          </w:p>
-        </w:tc>
-      </w:tr>
-      <w:tr>
+              <w:rPr>
+                <w:rStyle w:val="Fuerte"/>
+              </w:rPr>
+              <w:t>PW.4</w:t>
+            </w:r>
+            <w:r>
+              <w:t xml:space="preserve"> (reutilización de componentes seguros)</w:t>
+            </w:r>
+          </w:p>
+        </w:tc>
         <w:tc>
           <w:tcPr>
             <w:tcW w:w="2123" w:type="dxa"/>
@@ -1759,19 +1607,13 @@
               </w:rPr>
             </w:pPr>
             <w:r>
-              <w:rPr>
-                <w:rStyle w:val="Textoennegrita"/>
-              </w:rPr>
-              <w:t>PW.4</w:t>
-            </w:r>
-            <w:r>
-              <w:t xml:space="preserve"> (reutilización de componentes seguros)</w:t>
-            </w:r>
-          </w:p>
-        </w:tc>
-        <w:tc>
-          <w:tcPr>
-            <w:tcW w:w="2123" w:type="dxa"/>
+              <w:t>Producto, sin vacío GV directo pero cierra superficie de ataque</w:t>
+            </w:r>
+          </w:p>
+        </w:tc>
+        <w:tc>
+          <w:tcPr>
+            <w:tcW w:w="2124" w:type="dxa"/>
           </w:tcPr>
           <w:p>
             <w:pPr>
@@ -1784,69 +1626,22 @@
               </w:rPr>
             </w:pPr>
             <w:r>
-              <w:t xml:space="preserve">Producto, sin vacío GV </w:t>
-            </w:r>
-            <w:proofErr w:type="gramStart"/>
-            <w:r>
-              <w:t>directo</w:t>
-            </w:r>
-            <w:proofErr w:type="gramEnd"/>
-            <w:r>
-              <w:t xml:space="preserve"> pero cierra superficie de ataque</w:t>
-            </w:r>
-          </w:p>
-        </w:tc>
-        <w:tc>
-          <w:tcPr>
-            <w:tcW w:w="2124" w:type="dxa"/>
-          </w:tcPr>
-          <w:p>
-            <w:pPr>
-              <w:spacing w:before="100" w:beforeAutospacing="1" w:after="100" w:afterAutospacing="1"/>
-              <w:rPr>
-                <w:rFonts w:ascii="Times New Roman" w:eastAsia="Times New Roman" w:hAnsi="Times New Roman" w:cs="Times New Roman"/>
-                <w:sz w:val="24"/>
-                <w:szCs w:val="24"/>
-                <w:lang w:eastAsia="es-419"/>
-              </w:rPr>
-            </w:pPr>
-            <w:proofErr w:type="spellStart"/>
-            <w:r>
               <w:rPr>
                 <w:rStyle w:val="CdigoHTML"/>
                 <w:rFonts w:eastAsiaTheme="minorHAnsi"/>
               </w:rPr>
               <w:t>pip-audit</w:t>
             </w:r>
-            <w:proofErr w:type="spellEnd"/>
             <w:r>
               <w:t>/</w:t>
             </w:r>
-            <w:proofErr w:type="spellStart"/>
             <w:r>
               <w:rPr>
                 <w:rStyle w:val="CdigoHTML"/>
                 <w:rFonts w:eastAsiaTheme="minorHAnsi"/>
               </w:rPr>
-              <w:t>npm</w:t>
-            </w:r>
-            <w:proofErr w:type="spellEnd"/>
-            <w:r>
-              <w:rPr>
-                <w:rStyle w:val="CdigoHTML"/>
-                <w:rFonts w:eastAsiaTheme="minorHAnsi"/>
-              </w:rPr>
-              <w:t xml:space="preserve"> </w:t>
-            </w:r>
-            <w:proofErr w:type="spellStart"/>
-            <w:r>
-              <w:rPr>
-                <w:rStyle w:val="CdigoHTML"/>
-                <w:rFonts w:eastAsiaTheme="minorHAnsi"/>
-              </w:rPr>
-              <w:t>audit</w:t>
-            </w:r>
-            <w:proofErr w:type="spellEnd"/>
+              <w:t>npm audit</w:t>
+            </w:r>
             <w:r>
               <w:t xml:space="preserve"> en el flujo de construcción</w:t>
             </w:r>
@@ -1903,21 +1698,12 @@
       </w:pPr>
       <w:r>
         <w:rPr>
-          <w:rStyle w:val="Textoennegrita"/>
-        </w:rPr>
-        <w:lastRenderedPageBreak/>
+          <w:rStyle w:val="Fuerte"/>
+        </w:rPr>
         <w:t>Formaliza la aceptación de A-10</w:t>
       </w:r>
       <w:r>
-        <w:t xml:space="preserve"> como decisión firmada del asesor (cierra </w:t>
-      </w:r>
-      <w:proofErr w:type="gramStart"/>
-      <w:r>
-        <w:t>GV.RR</w:t>
-      </w:r>
-      <w:proofErr w:type="gramEnd"/>
-      <w:r>
-        <w:t xml:space="preserve"> + GV.OV con esfuerzo mínimo).</w:t>
+        <w:t xml:space="preserve"> como decisión firmada del asesor (cierra GV.RR + GV.OV con esfuerzo mínimo).</w:t>
       </w:r>
     </w:p>
     <w:p>
@@ -1930,32 +1716,10 @@
       </w:pPr>
       <w:r>
         <w:rPr>
-          <w:rStyle w:val="Textoennegrita"/>
-        </w:rPr>
-        <w:t xml:space="preserve">Declara la procedencia del </w:t>
-      </w:r>
-      <w:proofErr w:type="spellStart"/>
-      <w:r>
-        <w:rPr>
-          <w:rStyle w:val="Textoennegrita"/>
-        </w:rPr>
-        <w:t>dataset</w:t>
-      </w:r>
-      <w:proofErr w:type="spellEnd"/>
-      <w:r>
-        <w:rPr>
-          <w:rStyle w:val="Textoennegrita"/>
-        </w:rPr>
-        <w:t xml:space="preserve"> y del </w:t>
-      </w:r>
-      <w:proofErr w:type="spellStart"/>
-      <w:r>
-        <w:rPr>
-          <w:rStyle w:val="Textoennegrita"/>
-        </w:rPr>
-        <w:t>backbone</w:t>
-      </w:r>
-      <w:proofErr w:type="spellEnd"/>
+          <w:rStyle w:val="Fuerte"/>
+        </w:rPr>
+        <w:t>Declara la procedencia del dataset y del backbone</w:t>
+      </w:r>
       <w:r>
         <w:t xml:space="preserve"> en una línea de la Tabla IV o como trabajo futuro (cierra GV.SC, el vacío más claro).</w:t>
       </w:r>
@@ -1970,20 +1734,12 @@
       </w:pPr>
       <w:r>
         <w:rPr>
-          <w:rStyle w:val="Textoennegrita"/>
+          <w:rStyle w:val="Fuerte"/>
         </w:rPr>
         <w:t>Convierte el modelado STRIDE en un ritual repetible</w:t>
       </w:r>
       <w:r>
-        <w:t xml:space="preserve">, no un evento único (cierra </w:t>
-      </w:r>
-      <w:proofErr w:type="gramStart"/>
-      <w:r>
-        <w:t>GV.OV</w:t>
-      </w:r>
-      <w:proofErr w:type="gramEnd"/>
-      <w:r>
-        <w:t xml:space="preserve"> y opera RV.1).</w:t>
+        <w:t>, no un evento único (cierra GV.OV y opera RV.1).</w:t>
       </w:r>
     </w:p>
     <w:p>
@@ -1996,12 +1752,13 @@
       </w:pPr>
       <w:r>
         <w:rPr>
-          <w:rStyle w:val="Textoennegrita"/>
-        </w:rPr>
+          <w:rStyle w:val="Fuerte"/>
+        </w:rPr>
+        <w:lastRenderedPageBreak/>
         <w:t>Cierra los dos defectos abiertos con evidencia de prueba</w:t>
       </w:r>
       <w:r>
-        <w:t>, no solo con texto (A-06 con contador visible, A-08 con caso de prueba de concurrencia) — esto es PW.7/PW.8 aplicado.</w:t>
+        <w:t>, no solo con texto (A-06 con contador visible, A-07 con caso de prueba de concurrencia) — esto es PW.7/PW.8 aplicado.</w:t>
       </w:r>
     </w:p>
     <w:p>
@@ -2014,7 +1771,7 @@
       </w:pPr>
       <w:r>
         <w:rPr>
-          <w:rStyle w:val="Textoennegrita"/>
+          <w:rStyle w:val="Fuerte"/>
         </w:rPr>
         <w:t>Añade escaneo de dependencias</w:t>
       </w:r>
@@ -2035,79 +1792,7 @@
         <w:pStyle w:val="NormalWeb"/>
       </w:pPr>
       <w:r>
-        <w:t>Corregí el enfoque después de que señalaras que el enunciado real pedía el Caso de Uso 1 específicamente — esto es exactamente el tipo de revisión que la guía NIST recomienda ("AI-</w:t>
-      </w:r>
-      <w:proofErr w:type="spellStart"/>
-      <w:r>
-        <w:t>generated</w:t>
-      </w:r>
-      <w:proofErr w:type="spellEnd"/>
-      <w:r>
-        <w:t xml:space="preserve"> </w:t>
-      </w:r>
-      <w:proofErr w:type="spellStart"/>
-      <w:r>
-        <w:t>content</w:t>
-      </w:r>
-      <w:proofErr w:type="spellEnd"/>
-      <w:r>
-        <w:t xml:space="preserve"> </w:t>
-      </w:r>
-      <w:proofErr w:type="spellStart"/>
-      <w:r>
-        <w:t>should</w:t>
-      </w:r>
-      <w:proofErr w:type="spellEnd"/>
-      <w:r>
-        <w:t xml:space="preserve"> </w:t>
-      </w:r>
-      <w:proofErr w:type="spellStart"/>
-      <w:r>
-        <w:t>always</w:t>
-      </w:r>
-      <w:proofErr w:type="spellEnd"/>
-      <w:r>
-        <w:t xml:space="preserve"> be </w:t>
-      </w:r>
-      <w:proofErr w:type="spellStart"/>
-      <w:r>
-        <w:t>reviewed</w:t>
-      </w:r>
-      <w:proofErr w:type="spellEnd"/>
-      <w:r>
-        <w:t xml:space="preserve"> </w:t>
-      </w:r>
-      <w:proofErr w:type="spellStart"/>
-      <w:r>
-        <w:t>by</w:t>
-      </w:r>
-      <w:proofErr w:type="spellEnd"/>
-      <w:r>
-        <w:t xml:space="preserve"> </w:t>
-      </w:r>
-      <w:proofErr w:type="spellStart"/>
-      <w:r>
-        <w:t>qualified</w:t>
-      </w:r>
-      <w:proofErr w:type="spellEnd"/>
-      <w:r>
-        <w:t xml:space="preserve"> </w:t>
-      </w:r>
-      <w:proofErr w:type="spellStart"/>
-      <w:r>
-        <w:t>personnel</w:t>
-      </w:r>
-      <w:proofErr w:type="spellEnd"/>
-      <w:r>
-        <w:t xml:space="preserve">"): la primera versión no estaba mal fundamentada, pero no respondía al caso de uso correcto. Cada elemento de la tabla GV está anclado a una sección o tabla real de tu documento (Tabla IV, XV, XXVIII, </w:t>
-      </w:r>
-      <w:proofErr w:type="spellStart"/>
-      <w:r>
-        <w:t>ADRs</w:t>
-      </w:r>
-      <w:proofErr w:type="spellEnd"/>
-      <w:r>
-        <w:t>, RNF-02); ninguno fue inventado. Esto sí debe pasar por tu revisión y la de Carlos Mario antes de tratarse como definitivo.</w:t>
+        <w:t>Corregí el enfoque después de que señalaras que el enunciado real pedía el Caso de Uso 1 específicamente — esto es exactamente el tipo de revisión que la guía NIST recomienda ("AI-generated content should always be reviewed by qualified personnel"): la primera versión no estaba mal fundamentada, pero no respondía al caso de uso correcto. Cada elemento de la tabla GV está anclado a una sección o tabla real de tu documento (Tabla IV, XV, XXVIII, ADRs, RNF-02); ninguno fue inventado. Esto sí debe pasar por tu revisión y la de Carlos Mario antes de tratarse como definitivo.</w:t>
       </w:r>
     </w:p>
     <w:p/>
@@ -2122,7 +1807,7 @@
 </file>
 
 <file path=word/numbering.xml><?xml version="1.0" encoding="utf-8"?>
-<w:numbering xmlns:wpc="http://schemas.microsoft.com/office/word/2010/wordprocessingCanvas" xmlns:cx="http://schemas.microsoft.com/office/drawing/2014/chartex" xmlns:cx1="http://schemas.microsoft.com/office/drawing/2015/9/8/chartex" xmlns:cx2="http://schemas.microsoft.com/office/drawing/2015/10/21/chartex" xmlns:cx3="http://schemas.microsoft.com/office/drawing/2016/5/9/chartex" xmlns:cx4="http://schemas.microsoft.com/office/drawing/2016/5/10/chartex" xmlns:cx5="http://schemas.microsoft.com/office/drawing/2016/5/11/chartex" xmlns:cx6="http://schemas.microsoft.com/office/drawing/2016/5/12/chartex" xmlns:cx7="http://schemas.microsoft.com/office/drawing/2016/5/13/chartex" xmlns:cx8="http://schemas.microsoft.com/office/drawing/2016/5/14/chartex" xmlns:mc="http://schemas.openxmlformats.org/markup-compatibility/2006" xmlns:aink="http://schemas.microsoft.com/office/drawing/2016/ink" xmlns:am3d="http://schemas.microsoft.com/office/drawing/2017/model3d" xmlns:o="urn:schemas-microsoft-com:office:office" xmlns:r="http://schemas.openxmlformats.org/officeDocument/2006/relationships" xmlns:m="http://schemas.openxmlformats.org/officeDocument/2006/math" xmlns:v="urn:schemas-microsoft-com:vml" xmlns:wp14="http://schemas.microsoft.com/office/word/2010/wordprocessingDrawing" xmlns:wp="http://schemas.openxmlformats.org/drawingml/2006/wordprocessingDrawing" xmlns:w10="urn:schemas-microsoft-com:office:word" xmlns:w="http://schemas.openxmlformats.org/wordprocessingml/2006/main" xmlns:w14="http://schemas.microsoft.com/office/word/2010/wordml" xmlns:w15="http://schemas.microsoft.com/office/word/2012/wordml" xmlns:w16cex="http://schemas.microsoft.com/office/word/2018/wordml/cex" xmlns:w16cid="http://schemas.microsoft.com/office/word/2016/wordml/cid" xmlns:w16="http://schemas.microsoft.com/office/word/2018/wordml" xmlns:w16sdtdh="http://schemas.microsoft.com/office/word/2020/wordml/sdtdatahash" xmlns:w16se="http://schemas.microsoft.com/office/word/2015/wordml/symex" xmlns:wpg="http://schemas.microsoft.com/office/word/2010/wordprocessingGroup" xmlns:wpi="http://schemas.microsoft.com/office/word/2010/wordprocessingInk" xmlns:wne="http://schemas.microsoft.com/office/word/2006/wordml" xmlns:wps="http://schemas.microsoft.com/office/word/2010/wordprocessingShape" mc:Ignorable="w14 w15 w16se w16cid w16 w16cex w16sdtdh wp14">
+<w:numbering xmlns:wpc="http://schemas.microsoft.com/office/word/2010/wordprocessingCanvas" xmlns:cx="http://schemas.microsoft.com/office/drawing/2014/chartex" xmlns:cx1="http://schemas.microsoft.com/office/drawing/2015/9/8/chartex" xmlns:cx2="http://schemas.microsoft.com/office/drawing/2015/10/21/chartex" xmlns:cx3="http://schemas.microsoft.com/office/drawing/2016/5/9/chartex" xmlns:cx4="http://schemas.microsoft.com/office/drawing/2016/5/10/chartex" xmlns:cx5="http://schemas.microsoft.com/office/drawing/2016/5/11/chartex" xmlns:cx6="http://schemas.microsoft.com/office/drawing/2016/5/12/chartex" xmlns:cx7="http://schemas.microsoft.com/office/drawing/2016/5/13/chartex" xmlns:cx8="http://schemas.microsoft.com/office/drawing/2016/5/14/chartex" xmlns:mc="http://schemas.openxmlformats.org/markup-compatibility/2006" xmlns:aink="http://schemas.microsoft.com/office/drawing/2016/ink" xmlns:am3d="http://schemas.microsoft.com/office/drawing/2017/model3d" xmlns:o="urn:schemas-microsoft-com:office:office" xmlns:oel="http://schemas.microsoft.com/office/2019/extlst" xmlns:r="http://schemas.openxmlformats.org/officeDocument/2006/relationships" xmlns:m="http://schemas.openxmlformats.org/officeDocument/2006/math" xmlns:v="urn:schemas-microsoft-com:vml" xmlns:wp14="http://schemas.microsoft.com/office/word/2010/wordprocessingDrawing" xmlns:wp="http://schemas.openxmlformats.org/drawingml/2006/wordprocessingDrawing" xmlns:w10="urn:schemas-microsoft-com:office:word" xmlns:w="http://schemas.openxmlformats.org/wordprocessingml/2006/main" xmlns:w14="http://schemas.microsoft.com/office/word/2010/wordml" xmlns:w15="http://schemas.microsoft.com/office/word/2012/wordml" xmlns:w16cex="http://schemas.microsoft.com/office/word/2018/wordml/cex" xmlns:w16cid="http://schemas.microsoft.com/office/word/2016/wordml/cid" xmlns:w16="http://schemas.microsoft.com/office/word/2018/wordml" xmlns:w16du="http://schemas.microsoft.com/office/word/2023/wordml/word16du" xmlns:w16sdtdh="http://schemas.microsoft.com/office/word/2020/wordml/sdtdatahash" xmlns:w16sdtfl="http://schemas.microsoft.com/office/word/2024/wordml/sdtformatlock" xmlns:w16se="http://schemas.microsoft.com/office/word/2015/wordml/symex" xmlns:wpg="http://schemas.microsoft.com/office/word/2010/wordprocessingGroup" xmlns:wpi="http://schemas.microsoft.com/office/word/2010/wordprocessingInk" xmlns:wne="http://schemas.microsoft.com/office/word/2006/wordml" xmlns:wps="http://schemas.microsoft.com/office/word/2010/wordprocessingShape" mc:Ignorable="w14 w15 w16se w16cid w16 w16cex w16sdtdh w16sdtfl w16du wp14">
   <w:abstractNum w:abstractNumId="0" w15:restartNumberingAfterBreak="0">
     <w:nsid w:val="21A4410B"/>
     <w:multiLevelType w:val="multilevel"/>
@@ -2647,23 +2332,23 @@
       </w:pPr>
     </w:lvl>
   </w:abstractNum>
-  <w:num w:numId="1">
+  <w:num w:numId="1" w16cid:durableId="1219055893">
     <w:abstractNumId w:val="2"/>
   </w:num>
-  <w:num w:numId="2">
+  <w:num w:numId="2" w16cid:durableId="64643821">
     <w:abstractNumId w:val="1"/>
   </w:num>
-  <w:num w:numId="3">
+  <w:num w:numId="3" w16cid:durableId="1232305757">
     <w:abstractNumId w:val="0"/>
   </w:num>
-  <w:num w:numId="4">
+  <w:num w:numId="4" w16cid:durableId="1331761326">
     <w:abstractNumId w:val="3"/>
   </w:num>
 </w:numbering>
 </file>
 
 <file path=word/styles.xml><?xml version="1.0" encoding="utf-8"?>
-<w:styles xmlns:mc="http://schemas.openxmlformats.org/markup-compatibility/2006" xmlns:r="http://schemas.openxmlformats.org/officeDocument/2006/relationships" xmlns:w="http://schemas.openxmlformats.org/wordprocessingml/2006/main" xmlns:w14="http://schemas.microsoft.com/office/word/2010/wordml" xmlns:w15="http://schemas.microsoft.com/office/word/2012/wordml" xmlns:w16cex="http://schemas.microsoft.com/office/word/2018/wordml/cex" xmlns:w16cid="http://schemas.microsoft.com/office/word/2016/wordml/cid" xmlns:w16="http://schemas.microsoft.com/office/word/2018/wordml" xmlns:w16sdtdh="http://schemas.microsoft.com/office/word/2020/wordml/sdtdatahash" xmlns:w16se="http://schemas.microsoft.com/office/word/2015/wordml/symex" mc:Ignorable="w14 w15 w16se w16cid w16 w16cex w16sdtdh">
+<w:styles xmlns:mc="http://schemas.openxmlformats.org/markup-compatibility/2006" xmlns:r="http://schemas.openxmlformats.org/officeDocument/2006/relationships" xmlns:w="http://schemas.openxmlformats.org/wordprocessingml/2006/main" xmlns:w14="http://schemas.microsoft.com/office/word/2010/wordml" xmlns:w15="http://schemas.microsoft.com/office/word/2012/wordml" xmlns:w16cex="http://schemas.microsoft.com/office/word/2018/wordml/cex" xmlns:w16cid="http://schemas.microsoft.com/office/word/2016/wordml/cid" xmlns:w16="http://schemas.microsoft.com/office/word/2018/wordml" xmlns:w16du="http://schemas.microsoft.com/office/word/2023/wordml/word16du" xmlns:w16sdtdh="http://schemas.microsoft.com/office/word/2020/wordml/sdtdatahash" xmlns:w16sdtfl="http://schemas.microsoft.com/office/word/2024/wordml/sdtformatlock" xmlns:w16se="http://schemas.microsoft.com/office/word/2015/wordml/symex" mc:Ignorable="w14 w15 w16se w16cid w16 w16cex w16sdtdh w16sdtfl w16du">
   <w:docDefaults>
     <w:rPrDefault>
       <w:rPr>
@@ -3149,7 +2834,7 @@
       </w:tblBorders>
     </w:tblPr>
   </w:style>
-  <w:style w:type="character" w:styleId="Textoennegrita">
+  <w:style w:type="character" w:styleId="Fuerte">
     <w:name w:val="Strong"/>
     <w:basedOn w:val="Fuentedeprrafopredeter"/>
     <w:uiPriority w:val="22"/>
@@ -3203,6 +2888,43 @@
       <w:rFonts w:ascii="Courier New" w:eastAsia="Times New Roman" w:hAnsi="Courier New" w:cs="Courier New"/>
       <w:sz w:val="20"/>
       <w:szCs w:val="20"/>
+    </w:rPr>
+  </w:style>
+  <w:style w:type="paragraph" w:styleId="Textocomentario">
+    <w:name w:val="annotation text"/>
+    <w:basedOn w:val="Normal"/>
+    <w:link w:val="TextocomentarioCar"/>
+    <w:uiPriority w:val="99"/>
+    <w:semiHidden/>
+    <w:unhideWhenUsed/>
+    <w:pPr>
+      <w:spacing w:line="240" w:lineRule="auto"/>
+    </w:pPr>
+    <w:rPr>
+      <w:sz w:val="20"/>
+      <w:szCs w:val="20"/>
+    </w:rPr>
+  </w:style>
+  <w:style w:type="character" w:customStyle="1" w:styleId="TextocomentarioCar">
+    <w:name w:val="Texto comentario Car"/>
+    <w:basedOn w:val="Fuentedeprrafopredeter"/>
+    <w:link w:val="Textocomentario"/>
+    <w:uiPriority w:val="99"/>
+    <w:semiHidden/>
+    <w:rPr>
+      <w:sz w:val="20"/>
+      <w:szCs w:val="20"/>
+    </w:rPr>
+  </w:style>
+  <w:style w:type="character" w:styleId="Refdecomentario">
+    <w:name w:val="annotation reference"/>
+    <w:basedOn w:val="Fuentedeprrafopredeter"/>
+    <w:uiPriority w:val="99"/>
+    <w:semiHidden/>
+    <w:unhideWhenUsed/>
+    <w:rPr>
+      <w:sz w:val="16"/>
+      <w:szCs w:val="16"/>
     </w:rPr>
   </w:style>
 </w:styles>

--- a/NIST.docx
+++ b/NIST.docx
@@ -1,15 +1,21 @@
 
 <file path=word/document.xml><?xml version="1.0" encoding="utf-8"?>
-<w:document xmlns:wpc="http://schemas.microsoft.com/office/word/2010/wordprocessingCanvas" xmlns:cx="http://schemas.microsoft.com/office/drawing/2014/chartex" xmlns:cx1="http://schemas.microsoft.com/office/drawing/2015/9/8/chartex" xmlns:cx2="http://schemas.microsoft.com/office/drawing/2015/10/21/chartex" xmlns:cx3="http://schemas.microsoft.com/office/drawing/2016/5/9/chartex" xmlns:cx4="http://schemas.microsoft.com/office/drawing/2016/5/10/chartex" xmlns:cx5="http://schemas.microsoft.com/office/drawing/2016/5/11/chartex" xmlns:cx6="http://schemas.microsoft.com/office/drawing/2016/5/12/chartex" xmlns:cx7="http://schemas.microsoft.com/office/drawing/2016/5/13/chartex" xmlns:cx8="http://schemas.microsoft.com/office/drawing/2016/5/14/chartex" xmlns:mc="http://schemas.openxmlformats.org/markup-compatibility/2006" xmlns:aink="http://schemas.microsoft.com/office/drawing/2016/ink" xmlns:am3d="http://schemas.microsoft.com/office/drawing/2017/model3d" xmlns:o="urn:schemas-microsoft-com:office:office" xmlns:oel="http://schemas.microsoft.com/office/2019/extlst" xmlns:r="http://schemas.openxmlformats.org/officeDocument/2006/relationships" xmlns:m="http://schemas.openxmlformats.org/officeDocument/2006/math" xmlns:v="urn:schemas-microsoft-com:vml" xmlns:wp14="http://schemas.microsoft.com/office/word/2010/wordprocessingDrawing" xmlns:wp="http://schemas.openxmlformats.org/drawingml/2006/wordprocessingDrawing" xmlns:w10="urn:schemas-microsoft-com:office:word" xmlns:w="http://schemas.openxmlformats.org/wordprocessingml/2006/main" xmlns:w14="http://schemas.microsoft.com/office/word/2010/wordml" xmlns:w15="http://schemas.microsoft.com/office/word/2012/wordml" xmlns:w16cex="http://schemas.microsoft.com/office/word/2018/wordml/cex" xmlns:w16cid="http://schemas.microsoft.com/office/word/2016/wordml/cid" xmlns:w16="http://schemas.microsoft.com/office/word/2018/wordml" xmlns:w16du="http://schemas.microsoft.com/office/word/2023/wordml/word16du" xmlns:w16sdtdh="http://schemas.microsoft.com/office/word/2020/wordml/sdtdatahash" xmlns:w16sdtfl="http://schemas.microsoft.com/office/word/2024/wordml/sdtformatlock" xmlns:w16se="http://schemas.microsoft.com/office/word/2015/wordml/symex" xmlns:wpg="http://schemas.microsoft.com/office/word/2010/wordprocessingGroup" xmlns:wpi="http://schemas.microsoft.com/office/word/2010/wordprocessingInk" xmlns:wne="http://schemas.microsoft.com/office/word/2006/wordml" xmlns:wps="http://schemas.microsoft.com/office/word/2010/wordprocessingShape" mc:Ignorable="w14 w15 w16se w16cid w16 w16cex w16sdtdh w16sdtfl w16du wp14">
+<w:document xmlns:wpc="http://schemas.microsoft.com/office/word/2010/wordprocessingCanvas" xmlns:cx="http://schemas.microsoft.com/office/drawing/2014/chartex" xmlns:cx1="http://schemas.microsoft.com/office/drawing/2015/9/8/chartex" xmlns:cx2="http://schemas.microsoft.com/office/drawing/2015/10/21/chartex" xmlns:cx3="http://schemas.microsoft.com/office/drawing/2016/5/9/chartex" xmlns:cx4="http://schemas.microsoft.com/office/drawing/2016/5/10/chartex" xmlns:cx5="http://schemas.microsoft.com/office/drawing/2016/5/11/chartex" xmlns:cx6="http://schemas.microsoft.com/office/drawing/2016/5/12/chartex" xmlns:cx7="http://schemas.microsoft.com/office/drawing/2016/5/13/chartex" xmlns:cx8="http://schemas.microsoft.com/office/drawing/2016/5/14/chartex" xmlns:mc="http://schemas.openxmlformats.org/markup-compatibility/2006" xmlns:aink="http://schemas.microsoft.com/office/drawing/2016/ink" xmlns:am3d="http://schemas.microsoft.com/office/drawing/2017/model3d" xmlns:o="urn:schemas-microsoft-com:office:office" xmlns:r="http://schemas.openxmlformats.org/officeDocument/2006/relationships" xmlns:m="http://schemas.openxmlformats.org/officeDocument/2006/math" xmlns:v="urn:schemas-microsoft-com:vml" xmlns:wp14="http://schemas.microsoft.com/office/word/2010/wordprocessingDrawing" xmlns:wp="http://schemas.openxmlformats.org/drawingml/2006/wordprocessingDrawing" xmlns:w10="urn:schemas-microsoft-com:office:word" xmlns:w="http://schemas.openxmlformats.org/wordprocessingml/2006/main" xmlns:w14="http://schemas.microsoft.com/office/word/2010/wordml" xmlns:w15="http://schemas.microsoft.com/office/word/2012/wordml" xmlns:w16cex="http://schemas.microsoft.com/office/word/2018/wordml/cex" xmlns:w16cid="http://schemas.microsoft.com/office/word/2016/wordml/cid" xmlns:w16="http://schemas.microsoft.com/office/word/2018/wordml" xmlns:w16sdtdh="http://schemas.microsoft.com/office/word/2020/wordml/sdtdatahash" xmlns:w16se="http://schemas.microsoft.com/office/word/2015/wordml/symex" xmlns:wpg="http://schemas.microsoft.com/office/word/2010/wordprocessingGroup" xmlns:wpi="http://schemas.microsoft.com/office/word/2010/wordprocessingInk" xmlns:wne="http://schemas.microsoft.com/office/word/2006/wordml" xmlns:wps="http://schemas.microsoft.com/office/word/2010/wordprocessingShape" mc:Ignorable="w14 w15 w16se w16cid w16 w16cex w16sdtdh wp14">
   <w:body>
     <w:p>
       <w:pPr>
         <w:rPr>
+          <w:rFonts w:ascii="Times New Roman" w:hAnsi="Times New Roman" w:cs="Times New Roman"/>
+          <w:sz w:val="24"/>
+          <w:szCs w:val="24"/>
           <w:lang w:val="es-ES"/>
         </w:rPr>
       </w:pPr>
       <w:r>
         <w:rPr>
+          <w:rFonts w:ascii="Times New Roman" w:hAnsi="Times New Roman" w:cs="Times New Roman"/>
+          <w:sz w:val="24"/>
+          <w:szCs w:val="24"/>
           <w:lang w:val="es-ES"/>
         </w:rPr>
         <w:t>COSTAR</w:t>
@@ -23,14 +29,31 @@
           <w:numId w:val="1"/>
         </w:numPr>
         <w:rPr>
+          <w:rFonts w:ascii="Times New Roman" w:hAnsi="Times New Roman" w:cs="Times New Roman"/>
+          <w:sz w:val="24"/>
+          <w:szCs w:val="24"/>
           <w:lang w:val="es-ES"/>
         </w:rPr>
       </w:pPr>
       <w:r>
         <w:rPr>
+          <w:rFonts w:ascii="Times New Roman" w:hAnsi="Times New Roman" w:cs="Times New Roman"/>
+          <w:b/>
+          <w:bCs/>
+          <w:sz w:val="24"/>
+          <w:szCs w:val="24"/>
           <w:lang w:val="es-ES"/>
         </w:rPr>
-        <w:t>Contexto: Evaluar la gobernanza de ciberseguridad del proyecto de grado de detección de incidentes viales con replanificación dinámica de rutas mediante NIST CSF 2.0</w:t>
+        <w:t>Contexto:</w:t>
+      </w:r>
+      <w:r>
+        <w:rPr>
+          <w:rFonts w:ascii="Times New Roman" w:hAnsi="Times New Roman" w:cs="Times New Roman"/>
+          <w:sz w:val="24"/>
+          <w:szCs w:val="24"/>
+          <w:lang w:val="es-ES"/>
+        </w:rPr>
+        <w:t xml:space="preserve"> Evaluar la gobernanza de ciberseguridad del proyecto de detección de incidentes viales con replanificación dinámica de rutas mediante NIST CSF 2.0</w:t>
       </w:r>
     </w:p>
     <w:p>
@@ -41,14 +64,31 @@
           <w:numId w:val="1"/>
         </w:numPr>
         <w:rPr>
+          <w:rFonts w:ascii="Times New Roman" w:hAnsi="Times New Roman" w:cs="Times New Roman"/>
+          <w:sz w:val="24"/>
+          <w:szCs w:val="24"/>
           <w:lang w:val="es-ES"/>
         </w:rPr>
       </w:pPr>
       <w:r>
         <w:rPr>
+          <w:rFonts w:ascii="Times New Roman" w:hAnsi="Times New Roman" w:cs="Times New Roman"/>
+          <w:b/>
+          <w:bCs/>
+          <w:sz w:val="24"/>
+          <w:szCs w:val="24"/>
           <w:lang w:val="es-ES"/>
         </w:rPr>
-        <w:t>Objetivo: Evaluar la consistencia de la gobernanza de riesgo de ciberseguridad del proyecto frente a las seis categorías de GOVERN.</w:t>
+        <w:t>Objetivo:</w:t>
+      </w:r>
+      <w:r>
+        <w:rPr>
+          <w:rFonts w:ascii="Times New Roman" w:hAnsi="Times New Roman" w:cs="Times New Roman"/>
+          <w:sz w:val="24"/>
+          <w:szCs w:val="24"/>
+          <w:lang w:val="es-ES"/>
+        </w:rPr>
+        <w:t xml:space="preserve"> Evaluar la consistencia de la gobernanza de riesgo de ciberseguridad del proyecto frente a las seis categorías de GOVERN.</w:t>
       </w:r>
     </w:p>
     <w:p>
@@ -59,14 +99,31 @@
           <w:numId w:val="1"/>
         </w:numPr>
         <w:rPr>
+          <w:rFonts w:ascii="Times New Roman" w:hAnsi="Times New Roman" w:cs="Times New Roman"/>
+          <w:sz w:val="24"/>
+          <w:szCs w:val="24"/>
           <w:lang w:val="es-ES"/>
         </w:rPr>
       </w:pPr>
       <w:r>
         <w:rPr>
+          <w:rFonts w:ascii="Times New Roman" w:hAnsi="Times New Roman" w:cs="Times New Roman"/>
+          <w:b/>
+          <w:bCs/>
+          <w:sz w:val="24"/>
+          <w:szCs w:val="24"/>
           <w:lang w:val="es-ES"/>
         </w:rPr>
-        <w:t xml:space="preserve">Style: Ejecutivo, basado en el contexto y en los documentos provicionados. </w:t>
+        <w:t>Style:</w:t>
+      </w:r>
+      <w:r>
+        <w:rPr>
+          <w:rFonts w:ascii="Times New Roman" w:hAnsi="Times New Roman" w:cs="Times New Roman"/>
+          <w:sz w:val="24"/>
+          <w:szCs w:val="24"/>
+          <w:lang w:val="es-ES"/>
+        </w:rPr>
+        <w:t xml:space="preserve"> Ejecutivo, basado en el contexto y en los documentos provicionados. </w:t>
       </w:r>
     </w:p>
     <w:p>
@@ -77,14 +134,49 @@
           <w:numId w:val="1"/>
         </w:numPr>
         <w:rPr>
+          <w:rFonts w:ascii="Times New Roman" w:hAnsi="Times New Roman" w:cs="Times New Roman"/>
+          <w:sz w:val="24"/>
+          <w:szCs w:val="24"/>
           <w:lang w:val="es-ES"/>
         </w:rPr>
       </w:pPr>
       <w:r>
         <w:rPr>
+          <w:rFonts w:ascii="Times New Roman" w:hAnsi="Times New Roman" w:cs="Times New Roman"/>
+          <w:b/>
+          <w:bCs/>
+          <w:sz w:val="24"/>
+          <w:szCs w:val="24"/>
           <w:lang w:val="es-ES"/>
         </w:rPr>
-        <w:t xml:space="preserve">Tone: Neutral, profesional, revisión de gobernanza de riesgo estructurada. </w:t>
+        <w:t>Tone:</w:t>
+      </w:r>
+      <w:r>
+        <w:rPr>
+          <w:rFonts w:ascii="Times New Roman" w:hAnsi="Times New Roman" w:cs="Times New Roman"/>
+          <w:sz w:val="24"/>
+          <w:szCs w:val="24"/>
+          <w:lang w:val="es-ES"/>
+        </w:rPr>
+        <w:t xml:space="preserve"> Neutral</w:t>
+      </w:r>
+      <w:r>
+        <w:rPr>
+          <w:rFonts w:ascii="Times New Roman" w:hAnsi="Times New Roman" w:cs="Times New Roman"/>
+          <w:sz w:val="24"/>
+          <w:szCs w:val="24"/>
+          <w:lang w:val="es-ES"/>
+        </w:rPr>
+        <w:t xml:space="preserve"> y profesional</w:t>
+      </w:r>
+      <w:r>
+        <w:rPr>
+          <w:rFonts w:ascii="Times New Roman" w:hAnsi="Times New Roman" w:cs="Times New Roman"/>
+          <w:sz w:val="24"/>
+          <w:szCs w:val="24"/>
+          <w:lang w:val="es-ES"/>
+        </w:rPr>
+        <w:t xml:space="preserve">. </w:t>
       </w:r>
     </w:p>
     <w:p>
@@ -95,14 +187,49 @@
           <w:numId w:val="1"/>
         </w:numPr>
         <w:rPr>
+          <w:rFonts w:ascii="Times New Roman" w:hAnsi="Times New Roman" w:cs="Times New Roman"/>
+          <w:sz w:val="24"/>
+          <w:szCs w:val="24"/>
           <w:lang w:val="es-ES"/>
         </w:rPr>
       </w:pPr>
       <w:r>
         <w:rPr>
+          <w:rFonts w:ascii="Times New Roman" w:hAnsi="Times New Roman" w:cs="Times New Roman"/>
+          <w:b/>
+          <w:bCs/>
+          <w:sz w:val="24"/>
+          <w:szCs w:val="24"/>
           <w:lang w:val="es-ES"/>
         </w:rPr>
-        <w:t>Audiencia: Asesor del proyecto, stakeholders y docente de materia de ciberseguridad.</w:t>
+        <w:t>Audiencia:</w:t>
+      </w:r>
+      <w:r>
+        <w:rPr>
+          <w:rFonts w:ascii="Times New Roman" w:hAnsi="Times New Roman" w:cs="Times New Roman"/>
+          <w:sz w:val="24"/>
+          <w:szCs w:val="24"/>
+          <w:lang w:val="es-ES"/>
+        </w:rPr>
+        <w:t xml:space="preserve"> Asesor del proyecto, stakeholders y docente de </w:t>
+      </w:r>
+      <w:r>
+        <w:rPr>
+          <w:rFonts w:ascii="Times New Roman" w:hAnsi="Times New Roman" w:cs="Times New Roman"/>
+          <w:sz w:val="24"/>
+          <w:szCs w:val="24"/>
+          <w:lang w:val="es-ES"/>
+        </w:rPr>
+        <w:t>clase</w:t>
+      </w:r>
+      <w:r>
+        <w:rPr>
+          <w:rFonts w:ascii="Times New Roman" w:hAnsi="Times New Roman" w:cs="Times New Roman"/>
+          <w:sz w:val="24"/>
+          <w:szCs w:val="24"/>
+          <w:lang w:val="es-ES"/>
+        </w:rPr>
+        <w:t xml:space="preserve"> de ciberseguridad.</w:t>
       </w:r>
     </w:p>
     <w:p>
@@ -113,47 +240,54 @@
           <w:numId w:val="1"/>
         </w:numPr>
         <w:rPr>
+          <w:rFonts w:ascii="Times New Roman" w:hAnsi="Times New Roman" w:cs="Times New Roman"/>
+          <w:sz w:val="24"/>
+          <w:szCs w:val="24"/>
           <w:lang w:val="es-ES"/>
         </w:rPr>
       </w:pPr>
       <w:r>
         <w:rPr>
+          <w:rFonts w:ascii="Times New Roman" w:hAnsi="Times New Roman" w:cs="Times New Roman"/>
+          <w:b/>
+          <w:bCs/>
+          <w:sz w:val="24"/>
+          <w:szCs w:val="24"/>
           <w:lang w:val="es-ES"/>
         </w:rPr>
-        <w:t>Response: Resumen de Govern, evaluación por categorías con estado.</w:t>
+        <w:t>Response:</w:t>
+      </w:r>
+      <w:r>
+        <w:rPr>
+          <w:rFonts w:ascii="Times New Roman" w:hAnsi="Times New Roman" w:cs="Times New Roman"/>
+          <w:sz w:val="24"/>
+          <w:szCs w:val="24"/>
+          <w:lang w:val="es-ES"/>
+        </w:rPr>
+        <w:t xml:space="preserve"> Resumen de Govern, evaluación por categorías con estado.</w:t>
       </w:r>
     </w:p>
     <w:p>
       <w:pPr>
         <w:rPr>
+          <w:rFonts w:ascii="Times New Roman" w:hAnsi="Times New Roman" w:cs="Times New Roman"/>
+          <w:b/>
+          <w:bCs/>
+          <w:sz w:val="24"/>
+          <w:szCs w:val="24"/>
           <w:lang w:val="es-ES"/>
         </w:rPr>
       </w:pPr>
       <w:r>
         <w:rPr>
+          <w:rFonts w:ascii="Times New Roman" w:hAnsi="Times New Roman" w:cs="Times New Roman"/>
+          <w:b/>
+          <w:bCs/>
+          <w:sz w:val="24"/>
+          <w:szCs w:val="24"/>
           <w:lang w:val="es-ES"/>
         </w:rPr>
         <w:t>Caso de uso 1.</w:t>
-      </w:r>
-    </w:p>
-    <w:p>
-      <w:r>
-        <w:rPr>
-          <w:lang w:val="es-ES"/>
-        </w:rPr>
-        <w:t xml:space="preserve">El proyecto tiene una gobernanza </w:t>
-      </w:r>
-      <w:r>
-        <w:t xml:space="preserve">de riesgo </w:t>
-      </w:r>
-      <w:r>
-        <w:rPr>
-          <w:rStyle w:val="nfasis"/>
-        </w:rPr>
-        <w:t>más madura de lo esperable para un trabajo académico</w:t>
-      </w:r>
-      <w:r>
-        <w:t xml:space="preserve"> en un punto concreto (RNF-02 fija una tolerancia de riesgo cuantitativa explícita, algo que muchas organizaciones reales no logran), pero carece casi por completo de gobernanza sobre la cadena de suministro de datos/modelos, y la aceptación del riesgo residual más importante (A-10) no está formalizada como decisión de una autoridad identificada.</w:t>
       </w:r>
     </w:p>
     <w:tbl>
@@ -163,9 +297,9 @@
         <w:tblLook w:val="04A0" w:firstRow="1" w:lastRow="0" w:firstColumn="1" w:lastColumn="0" w:noHBand="0" w:noVBand="1"/>
       </w:tblPr>
       <w:tblGrid>
-        <w:gridCol w:w="2694"/>
-        <w:gridCol w:w="2643"/>
-        <w:gridCol w:w="3157"/>
+        <w:gridCol w:w="2460"/>
+        <w:gridCol w:w="2300"/>
+        <w:gridCol w:w="3734"/>
       </w:tblGrid>
       <w:tr>
         <w:tc>
@@ -175,15 +309,21 @@
           <w:p>
             <w:pPr>
               <w:rPr>
+                <w:rFonts w:ascii="Times New Roman" w:hAnsi="Times New Roman" w:cs="Times New Roman"/>
                 <w:b/>
                 <w:bCs/>
+                <w:sz w:val="24"/>
+                <w:szCs w:val="24"/>
                 <w:lang w:val="es-ES"/>
               </w:rPr>
             </w:pPr>
             <w:r>
               <w:rPr>
+                <w:rFonts w:ascii="Times New Roman" w:hAnsi="Times New Roman" w:cs="Times New Roman"/>
                 <w:b/>
                 <w:bCs/>
+                <w:sz w:val="24"/>
+                <w:szCs w:val="24"/>
                 <w:lang w:val="es-ES"/>
               </w:rPr>
               <w:t>Categoría GV</w:t>
@@ -197,15 +337,21 @@
           <w:p>
             <w:pPr>
               <w:rPr>
+                <w:rFonts w:ascii="Times New Roman" w:hAnsi="Times New Roman" w:cs="Times New Roman"/>
                 <w:b/>
                 <w:bCs/>
+                <w:sz w:val="24"/>
+                <w:szCs w:val="24"/>
                 <w:lang w:val="es-ES"/>
               </w:rPr>
             </w:pPr>
             <w:r>
               <w:rPr>
+                <w:rFonts w:ascii="Times New Roman" w:hAnsi="Times New Roman" w:cs="Times New Roman"/>
                 <w:b/>
                 <w:bCs/>
+                <w:sz w:val="24"/>
+                <w:szCs w:val="24"/>
                 <w:lang w:val="es-ES"/>
               </w:rPr>
               <w:t>Estado</w:t>
@@ -219,15 +365,21 @@
           <w:p>
             <w:pPr>
               <w:rPr>
+                <w:rFonts w:ascii="Times New Roman" w:hAnsi="Times New Roman" w:cs="Times New Roman"/>
                 <w:b/>
                 <w:bCs/>
+                <w:sz w:val="24"/>
+                <w:szCs w:val="24"/>
                 <w:lang w:val="es-ES"/>
               </w:rPr>
             </w:pPr>
             <w:r>
               <w:rPr>
+                <w:rFonts w:ascii="Times New Roman" w:hAnsi="Times New Roman" w:cs="Times New Roman"/>
                 <w:b/>
                 <w:bCs/>
+                <w:sz w:val="24"/>
+                <w:szCs w:val="24"/>
                 <w:lang w:val="es-ES"/>
               </w:rPr>
               <w:t>Evidencia</w:t>
@@ -243,15 +395,21 @@
           <w:p>
             <w:pPr>
               <w:rPr>
+                <w:rFonts w:ascii="Times New Roman" w:hAnsi="Times New Roman" w:cs="Times New Roman"/>
                 <w:b/>
                 <w:bCs/>
+                <w:sz w:val="24"/>
+                <w:szCs w:val="24"/>
                 <w:lang w:val="es-ES"/>
               </w:rPr>
             </w:pPr>
             <w:r>
               <w:rPr>
+                <w:rFonts w:ascii="Times New Roman" w:hAnsi="Times New Roman" w:cs="Times New Roman"/>
                 <w:b/>
                 <w:bCs/>
+                <w:sz w:val="24"/>
+                <w:szCs w:val="24"/>
                 <w:lang w:val="es-ES"/>
               </w:rPr>
               <w:t>GV.OC (Contexto organizacional)</w:t>
@@ -265,11 +423,17 @@
           <w:p>
             <w:pPr>
               <w:rPr>
+                <w:rFonts w:ascii="Times New Roman" w:hAnsi="Times New Roman" w:cs="Times New Roman"/>
+                <w:sz w:val="24"/>
+                <w:szCs w:val="24"/>
                 <w:lang w:val="es-ES"/>
               </w:rPr>
             </w:pPr>
             <w:r>
               <w:rPr>
+                <w:rFonts w:ascii="Times New Roman" w:hAnsi="Times New Roman" w:cs="Times New Roman"/>
+                <w:sz w:val="24"/>
+                <w:szCs w:val="24"/>
                 <w:lang w:val="es-ES"/>
               </w:rPr>
               <w:t>Parcial</w:t>
@@ -283,11 +447,67 @@
           <w:p>
             <w:pPr>
               <w:rPr>
+                <w:rFonts w:ascii="Times New Roman" w:hAnsi="Times New Roman" w:cs="Times New Roman"/>
+                <w:sz w:val="24"/>
+                <w:szCs w:val="24"/>
                 <w:lang w:val="es-ES"/>
               </w:rPr>
             </w:pPr>
             <w:r>
-              <w:t>Sección 3.2.1 identifica 3 actores (Investigador, Agente Autónomo, Infraestructura); Sección 1.6 delimita el alcance a simulación pura. Falta declarar explícitamente a quién afectaría un fallo en un eventual despliegue real.</w:t>
+              <w:rPr>
+                <w:rFonts w:ascii="Times New Roman" w:hAnsi="Times New Roman" w:cs="Times New Roman"/>
+                <w:sz w:val="24"/>
+                <w:szCs w:val="24"/>
+              </w:rPr>
+              <w:t>S</w:t>
+            </w:r>
+            <w:r>
+              <w:rPr>
+                <w:rFonts w:ascii="Times New Roman" w:hAnsi="Times New Roman" w:cs="Times New Roman"/>
+                <w:sz w:val="24"/>
+                <w:szCs w:val="24"/>
+              </w:rPr>
+              <w:t xml:space="preserve">e </w:t>
+            </w:r>
+            <w:r>
+              <w:rPr>
+                <w:rFonts w:ascii="Times New Roman" w:hAnsi="Times New Roman" w:cs="Times New Roman"/>
+                <w:sz w:val="24"/>
+                <w:szCs w:val="24"/>
+              </w:rPr>
+              <w:t>identifica</w:t>
+            </w:r>
+            <w:r>
+              <w:rPr>
+                <w:rFonts w:ascii="Times New Roman" w:hAnsi="Times New Roman" w:cs="Times New Roman"/>
+                <w:sz w:val="24"/>
+                <w:szCs w:val="24"/>
+              </w:rPr>
+              <w:t>n</w:t>
+            </w:r>
+            <w:r>
+              <w:rPr>
+                <w:rFonts w:ascii="Times New Roman" w:hAnsi="Times New Roman" w:cs="Times New Roman"/>
+                <w:sz w:val="24"/>
+                <w:szCs w:val="24"/>
+              </w:rPr>
+              <w:t xml:space="preserve"> 3 actores (Investigador, Agente Autónomo, Infraestructura); </w:t>
+            </w:r>
+            <w:r>
+              <w:rPr>
+                <w:rFonts w:ascii="Times New Roman" w:hAnsi="Times New Roman" w:cs="Times New Roman"/>
+                <w:sz w:val="24"/>
+                <w:szCs w:val="24"/>
+              </w:rPr>
+              <w:t xml:space="preserve">luego se </w:t>
+            </w:r>
+            <w:r>
+              <w:rPr>
+                <w:rFonts w:ascii="Times New Roman" w:hAnsi="Times New Roman" w:cs="Times New Roman"/>
+                <w:sz w:val="24"/>
+                <w:szCs w:val="24"/>
+              </w:rPr>
+              <w:t>delimita el alcance a simulación pura. Falta declarar explícitamente a quién afectaría un fallo en un eventual despliegue real.</w:t>
             </w:r>
           </w:p>
         </w:tc>
@@ -300,16 +520,27 @@
           <w:p>
             <w:pPr>
               <w:rPr>
+                <w:rFonts w:ascii="Times New Roman" w:hAnsi="Times New Roman" w:cs="Times New Roman"/>
+                <w:sz w:val="24"/>
+                <w:szCs w:val="24"/>
                 <w:lang w:val="es-ES"/>
               </w:rPr>
             </w:pPr>
             <w:r>
               <w:rPr>
-                <w:rStyle w:val="Fuerte"/>
+                <w:rStyle w:val="Textoennegrita"/>
+                <w:rFonts w:ascii="Times New Roman" w:hAnsi="Times New Roman" w:cs="Times New Roman"/>
+                <w:sz w:val="24"/>
+                <w:szCs w:val="24"/>
               </w:rPr>
               <w:t>GV.RM</w:t>
             </w:r>
             <w:r>
+              <w:rPr>
+                <w:rFonts w:ascii="Times New Roman" w:hAnsi="Times New Roman" w:cs="Times New Roman"/>
+                <w:sz w:val="24"/>
+                <w:szCs w:val="24"/>
+              </w:rPr>
               <w:t xml:space="preserve"> (Estrategia de gestión de riesgo)</w:t>
             </w:r>
           </w:p>
@@ -321,10 +552,18 @@
           <w:p>
             <w:pPr>
               <w:rPr>
+                <w:rFonts w:ascii="Times New Roman" w:hAnsi="Times New Roman" w:cs="Times New Roman"/>
+                <w:sz w:val="24"/>
+                <w:szCs w:val="24"/>
                 <w:lang w:val="es-ES"/>
               </w:rPr>
             </w:pPr>
             <w:r>
+              <w:rPr>
+                <w:rFonts w:ascii="Times New Roman" w:hAnsi="Times New Roman" w:cs="Times New Roman"/>
+                <w:sz w:val="24"/>
+                <w:szCs w:val="24"/>
+              </w:rPr>
               <w:t>Alineado (parcialmente)</w:t>
             </w:r>
           </w:p>
@@ -336,11 +575,51 @@
           <w:p>
             <w:pPr>
               <w:rPr>
+                <w:rFonts w:ascii="Times New Roman" w:hAnsi="Times New Roman" w:cs="Times New Roman"/>
+                <w:sz w:val="24"/>
+                <w:szCs w:val="24"/>
                 <w:lang w:val="es-ES"/>
               </w:rPr>
             </w:pPr>
             <w:r>
-              <w:t>RNF-02 fija tolerancia cuantitativa (falsas alarmas ≤10%); Sección 4.5 trata los errores de detección bajo el marco conceptual de ISO 21448 como limitación de desempeño, no como defecto — es una estrategia de riesgo real. Falta un plan de acción formal para cuando el umbral se incumple (se incumplió: 55.6%).</w:t>
+              <w:rPr>
+                <w:rFonts w:ascii="Times New Roman" w:hAnsi="Times New Roman" w:cs="Times New Roman"/>
+                <w:sz w:val="24"/>
+                <w:szCs w:val="24"/>
+              </w:rPr>
+              <w:t>RNF-02 fija tolerancia cuantitativa (falsas alarmas ≤10%); trata</w:t>
+            </w:r>
+            <w:r>
+              <w:rPr>
+                <w:rFonts w:ascii="Times New Roman" w:hAnsi="Times New Roman" w:cs="Times New Roman"/>
+                <w:sz w:val="24"/>
+                <w:szCs w:val="24"/>
+              </w:rPr>
+              <w:t>ndo</w:t>
+            </w:r>
+            <w:r>
+              <w:rPr>
+                <w:rFonts w:ascii="Times New Roman" w:hAnsi="Times New Roman" w:cs="Times New Roman"/>
+                <w:sz w:val="24"/>
+                <w:szCs w:val="24"/>
+              </w:rPr>
+              <w:t xml:space="preserve"> los errores de detección bajo el marco conceptual de ISO 21448 como limitación de desempeño. Falta un plan de acción formal para cuando el umbral se incumple (se incumplió: </w:t>
+            </w:r>
+            <w:r>
+              <w:rPr>
+                <w:rFonts w:ascii="Times New Roman" w:hAnsi="Times New Roman" w:cs="Times New Roman"/>
+                <w:sz w:val="24"/>
+                <w:szCs w:val="24"/>
+              </w:rPr>
+              <w:t>30</w:t>
+            </w:r>
+            <w:r>
+              <w:rPr>
+                <w:rFonts w:ascii="Times New Roman" w:hAnsi="Times New Roman" w:cs="Times New Roman"/>
+                <w:sz w:val="24"/>
+                <w:szCs w:val="24"/>
+              </w:rPr>
+              <w:t>.6%).</w:t>
             </w:r>
           </w:p>
         </w:tc>
@@ -353,16 +632,27 @@
           <w:p>
             <w:pPr>
               <w:rPr>
+                <w:rFonts w:ascii="Times New Roman" w:hAnsi="Times New Roman" w:cs="Times New Roman"/>
+                <w:sz w:val="24"/>
+                <w:szCs w:val="24"/>
                 <w:lang w:val="es-ES"/>
               </w:rPr>
             </w:pPr>
             <w:r>
               <w:rPr>
-                <w:rStyle w:val="Fuerte"/>
+                <w:rStyle w:val="Textoennegrita"/>
+                <w:rFonts w:ascii="Times New Roman" w:hAnsi="Times New Roman" w:cs="Times New Roman"/>
+                <w:sz w:val="24"/>
+                <w:szCs w:val="24"/>
               </w:rPr>
               <w:t>GV.RR</w:t>
             </w:r>
             <w:r>
+              <w:rPr>
+                <w:rFonts w:ascii="Times New Roman" w:hAnsi="Times New Roman" w:cs="Times New Roman"/>
+                <w:sz w:val="24"/>
+                <w:szCs w:val="24"/>
+              </w:rPr>
               <w:t xml:space="preserve"> (Roles, responsabilidades, autoridades)</w:t>
             </w:r>
           </w:p>
@@ -374,10 +664,18 @@
           <w:p>
             <w:pPr>
               <w:rPr>
+                <w:rFonts w:ascii="Times New Roman" w:hAnsi="Times New Roman" w:cs="Times New Roman"/>
+                <w:sz w:val="24"/>
+                <w:szCs w:val="24"/>
                 <w:lang w:val="es-ES"/>
               </w:rPr>
             </w:pPr>
             <w:r>
+              <w:rPr>
+                <w:rFonts w:ascii="Times New Roman" w:hAnsi="Times New Roman" w:cs="Times New Roman"/>
+                <w:sz w:val="24"/>
+                <w:szCs w:val="24"/>
+              </w:rPr>
               <w:t>Parcial</w:t>
             </w:r>
           </w:p>
@@ -389,11 +687,19 @@
           <w:p>
             <w:pPr>
               <w:rPr>
+                <w:rFonts w:ascii="Times New Roman" w:hAnsi="Times New Roman" w:cs="Times New Roman"/>
+                <w:sz w:val="24"/>
+                <w:szCs w:val="24"/>
                 <w:lang w:val="es-ES"/>
               </w:rPr>
             </w:pPr>
             <w:r>
-              <w:t>Los ADRs (Sección 3.2.4.2) documentan decisiones con alternativas consideradas; el asesor funciona como autoridad de aprobación metodológica. No hay declaración explícita de quién tiene autoridad para aceptar un riesgo de seguridad residual.</w:t>
+              <w:rPr>
+                <w:rFonts w:ascii="Times New Roman" w:hAnsi="Times New Roman" w:cs="Times New Roman"/>
+                <w:sz w:val="24"/>
+                <w:szCs w:val="24"/>
+              </w:rPr>
+              <w:t>Los ADRs documentan decisiones con alternativas consideradas; el asesor funciona como autoridad de aprobación metodológica. No hay declaración explícita de quién tiene autoridad para aceptar un riesgo de seguridad residual.</w:t>
             </w:r>
           </w:p>
         </w:tc>
@@ -406,16 +712,27 @@
           <w:p>
             <w:pPr>
               <w:rPr>
+                <w:rFonts w:ascii="Times New Roman" w:hAnsi="Times New Roman" w:cs="Times New Roman"/>
+                <w:sz w:val="24"/>
+                <w:szCs w:val="24"/>
                 <w:lang w:val="es-ES"/>
               </w:rPr>
             </w:pPr>
             <w:r>
               <w:rPr>
-                <w:rStyle w:val="Fuerte"/>
+                <w:rStyle w:val="Textoennegrita"/>
+                <w:rFonts w:ascii="Times New Roman" w:hAnsi="Times New Roman" w:cs="Times New Roman"/>
+                <w:sz w:val="24"/>
+                <w:szCs w:val="24"/>
               </w:rPr>
               <w:t>GV.PO</w:t>
             </w:r>
             <w:r>
+              <w:rPr>
+                <w:rFonts w:ascii="Times New Roman" w:hAnsi="Times New Roman" w:cs="Times New Roman"/>
+                <w:sz w:val="24"/>
+                <w:szCs w:val="24"/>
+              </w:rPr>
               <w:t xml:space="preserve"> (Política)</w:t>
             </w:r>
           </w:p>
@@ -427,10 +744,18 @@
           <w:p>
             <w:pPr>
               <w:rPr>
+                <w:rFonts w:ascii="Times New Roman" w:hAnsi="Times New Roman" w:cs="Times New Roman"/>
+                <w:sz w:val="24"/>
+                <w:szCs w:val="24"/>
                 <w:lang w:val="es-ES"/>
               </w:rPr>
             </w:pPr>
             <w:r>
+              <w:rPr>
+                <w:rFonts w:ascii="Times New Roman" w:hAnsi="Times New Roman" w:cs="Times New Roman"/>
+                <w:sz w:val="24"/>
+                <w:szCs w:val="24"/>
+              </w:rPr>
               <w:t>Parcial</w:t>
             </w:r>
           </w:p>
@@ -442,14 +767,34 @@
           <w:p>
             <w:pPr>
               <w:rPr>
+                <w:rFonts w:ascii="Times New Roman" w:hAnsi="Times New Roman" w:cs="Times New Roman"/>
+                <w:sz w:val="24"/>
+                <w:szCs w:val="24"/>
                 <w:lang w:val="es-ES"/>
               </w:rPr>
             </w:pPr>
             <w:r>
-              <w:t xml:space="preserve">Tabla IV declara qué estándares aplican y con qué alcance — funciona como política de facto. </w:t>
-            </w:r>
-            <w:r>
-              <w:lastRenderedPageBreak/>
+              <w:rPr>
+                <w:rFonts w:ascii="Times New Roman" w:hAnsi="Times New Roman" w:cs="Times New Roman"/>
+                <w:sz w:val="24"/>
+                <w:szCs w:val="24"/>
+              </w:rPr>
+              <w:t>Tabla IV declara qué estándares aplican y con qué alcance</w:t>
+            </w:r>
+            <w:r>
+              <w:rPr>
+                <w:rFonts w:ascii="Times New Roman" w:hAnsi="Times New Roman" w:cs="Times New Roman"/>
+                <w:sz w:val="24"/>
+                <w:szCs w:val="24"/>
+              </w:rPr>
+              <w:t xml:space="preserve">. </w:t>
+            </w:r>
+            <w:r>
+              <w:rPr>
+                <w:rFonts w:ascii="Times New Roman" w:hAnsi="Times New Roman" w:cs="Times New Roman"/>
+                <w:sz w:val="24"/>
+                <w:szCs w:val="24"/>
+              </w:rPr>
               <w:t>No hay una política de seguridad independiente que gobierne decisiones futuras (ej. "todo cambio de flujo de datos exige actualizar la Tabla XV").</w:t>
             </w:r>
           </w:p>
@@ -463,17 +808,27 @@
           <w:p>
             <w:pPr>
               <w:rPr>
+                <w:rFonts w:ascii="Times New Roman" w:hAnsi="Times New Roman" w:cs="Times New Roman"/>
+                <w:sz w:val="24"/>
+                <w:szCs w:val="24"/>
                 <w:lang w:val="es-ES"/>
               </w:rPr>
             </w:pPr>
             <w:r>
               <w:rPr>
-                <w:rStyle w:val="Fuerte"/>
-              </w:rPr>
-              <w:lastRenderedPageBreak/>
+                <w:rStyle w:val="Textoennegrita"/>
+                <w:rFonts w:ascii="Times New Roman" w:hAnsi="Times New Roman" w:cs="Times New Roman"/>
+                <w:sz w:val="24"/>
+                <w:szCs w:val="24"/>
+              </w:rPr>
               <w:t>GV.OV</w:t>
             </w:r>
             <w:r>
+              <w:rPr>
+                <w:rFonts w:ascii="Times New Roman" w:hAnsi="Times New Roman" w:cs="Times New Roman"/>
+                <w:sz w:val="24"/>
+                <w:szCs w:val="24"/>
+              </w:rPr>
               <w:t xml:space="preserve"> (Supervisión)</w:t>
             </w:r>
           </w:p>
@@ -485,10 +840,18 @@
           <w:p>
             <w:pPr>
               <w:rPr>
+                <w:rFonts w:ascii="Times New Roman" w:hAnsi="Times New Roman" w:cs="Times New Roman"/>
+                <w:sz w:val="24"/>
+                <w:szCs w:val="24"/>
                 <w:lang w:val="es-ES"/>
               </w:rPr>
             </w:pPr>
             <w:r>
+              <w:rPr>
+                <w:rFonts w:ascii="Times New Roman" w:hAnsi="Times New Roman" w:cs="Times New Roman"/>
+                <w:sz w:val="24"/>
+                <w:szCs w:val="24"/>
+              </w:rPr>
               <w:t>Parcial</w:t>
             </w:r>
           </w:p>
@@ -500,10 +863,18 @@
           <w:p>
             <w:pPr>
               <w:rPr>
+                <w:rFonts w:ascii="Times New Roman" w:hAnsi="Times New Roman" w:cs="Times New Roman"/>
+                <w:sz w:val="24"/>
+                <w:szCs w:val="24"/>
                 <w:lang w:val="es-ES"/>
               </w:rPr>
             </w:pPr>
             <w:r>
+              <w:rPr>
+                <w:rFonts w:ascii="Times New Roman" w:hAnsi="Times New Roman" w:cs="Times New Roman"/>
+                <w:sz w:val="24"/>
+                <w:szCs w:val="24"/>
+              </w:rPr>
               <w:t>Existe revisión iterativa del documento completo con el asesor. No hay un mecanismo de supervisión específico de seguridad.</w:t>
             </w:r>
           </w:p>
@@ -517,16 +888,27 @@
           <w:p>
             <w:pPr>
               <w:rPr>
+                <w:rFonts w:ascii="Times New Roman" w:hAnsi="Times New Roman" w:cs="Times New Roman"/>
+                <w:sz w:val="24"/>
+                <w:szCs w:val="24"/>
                 <w:lang w:val="es-ES"/>
               </w:rPr>
             </w:pPr>
             <w:r>
               <w:rPr>
-                <w:rStyle w:val="Fuerte"/>
+                <w:rStyle w:val="Textoennegrita"/>
+                <w:rFonts w:ascii="Times New Roman" w:hAnsi="Times New Roman" w:cs="Times New Roman"/>
+                <w:sz w:val="24"/>
+                <w:szCs w:val="24"/>
               </w:rPr>
               <w:t>GV.SC</w:t>
             </w:r>
             <w:r>
+              <w:rPr>
+                <w:rFonts w:ascii="Times New Roman" w:hAnsi="Times New Roman" w:cs="Times New Roman"/>
+                <w:sz w:val="24"/>
+                <w:szCs w:val="24"/>
+              </w:rPr>
               <w:t xml:space="preserve"> (Cadena de suministro)</w:t>
             </w:r>
           </w:p>
@@ -538,10 +920,18 @@
           <w:p>
             <w:pPr>
               <w:rPr>
+                <w:rFonts w:ascii="Times New Roman" w:hAnsi="Times New Roman" w:cs="Times New Roman"/>
+                <w:sz w:val="24"/>
+                <w:szCs w:val="24"/>
                 <w:lang w:val="es-ES"/>
               </w:rPr>
             </w:pPr>
             <w:r>
+              <w:rPr>
+                <w:rFonts w:ascii="Times New Roman" w:hAnsi="Times New Roman" w:cs="Times New Roman"/>
+                <w:sz w:val="24"/>
+                <w:szCs w:val="24"/>
+              </w:rPr>
               <w:t>No abordado</w:t>
             </w:r>
           </w:p>
@@ -553,11 +943,28 @@
           <w:p>
             <w:pPr>
               <w:rPr>
+                <w:rFonts w:ascii="Times New Roman" w:hAnsi="Times New Roman" w:cs="Times New Roman"/>
+                <w:sz w:val="24"/>
+                <w:szCs w:val="24"/>
                 <w:lang w:val="es-ES"/>
               </w:rPr>
             </w:pPr>
             <w:r>
-              <w:t>Sin tratamiento de la procedencia del dataset ACCIDENT, del backbone ResNet50 preentrenado (arquitectura Arq-D: ResNet50+CBAM+ConvLSTM2D), ni de dependencias de software (CARLA, ONNX Runtime).</w:t>
+              <w:rPr>
+                <w:rFonts w:ascii="Times New Roman" w:hAnsi="Times New Roman" w:cs="Times New Roman"/>
+                <w:sz w:val="24"/>
+                <w:szCs w:val="24"/>
+              </w:rPr>
+              <w:t xml:space="preserve">Sin tratamiento de la procedencia del dataset ACCIDENT, del </w:t>
+            </w:r>
+            <w:r>
+              <w:rPr>
+                <w:rFonts w:ascii="Times New Roman" w:hAnsi="Times New Roman" w:cs="Times New Roman"/>
+                <w:sz w:val="24"/>
+                <w:szCs w:val="24"/>
+              </w:rPr>
+              <w:lastRenderedPageBreak/>
+              <w:t>backbone ResNet50 preentrenado (arquitectura Arq-D: ResNet50+CBAM+ConvLSTM2D), ni de dependencias de software (CARLA, ONNX Runtime).</w:t>
             </w:r>
           </w:p>
         </w:tc>
@@ -566,6 +973,9 @@
     <w:p>
       <w:pPr>
         <w:rPr>
+          <w:rFonts w:ascii="Times New Roman" w:hAnsi="Times New Roman" w:cs="Times New Roman"/>
+          <w:sz w:val="24"/>
+          <w:szCs w:val="24"/>
           <w:lang w:val="es-ES"/>
         </w:rPr>
       </w:pPr>
@@ -624,7 +1034,25 @@
           <w:szCs w:val="24"/>
           <w:lang w:eastAsia="es-419"/>
         </w:rPr>
-        <w:t xml:space="preserve"> la estrategia de riesgo (RNF-02) es más fuerte que la política que la respalda — hay un número objetivo, pero no un procedimiento escrito de qué hacer cuando se incumple.</w:t>
+        <w:t xml:space="preserve"> la estrategia de riesgo (RNF-02) es más fuerte que la política que la respalda </w:t>
+      </w:r>
+      <w:r>
+        <w:rPr>
+          <w:rFonts w:ascii="Times New Roman" w:eastAsia="Times New Roman" w:hAnsi="Times New Roman" w:cs="Times New Roman"/>
+          <w:sz w:val="24"/>
+          <w:szCs w:val="24"/>
+          <w:lang w:eastAsia="es-419"/>
+        </w:rPr>
+        <w:t xml:space="preserve">puesto que </w:t>
+      </w:r>
+      <w:r>
+        <w:rPr>
+          <w:rFonts w:ascii="Times New Roman" w:eastAsia="Times New Roman" w:hAnsi="Times New Roman" w:cs="Times New Roman"/>
+          <w:sz w:val="24"/>
+          <w:szCs w:val="24"/>
+          <w:lang w:eastAsia="es-419"/>
+        </w:rPr>
+        <w:t>hay un número objetivo, pero no un procedimiento escrito de qué hacer cuando se incumple.</w:t>
       </w:r>
     </w:p>
     <w:p>
@@ -659,7 +1087,43 @@
           <w:szCs w:val="24"/>
           <w:lang w:eastAsia="es-419"/>
         </w:rPr>
-        <w:t xml:space="preserve"> cuantificado y honesto (se declara el incumplimiento del 55.6% en vez de ocultarlo) — este es el punto más fuerte del proyecto.</w:t>
+        <w:t xml:space="preserve"> </w:t>
+      </w:r>
+      <w:r>
+        <w:rPr>
+          <w:rFonts w:ascii="Times New Roman" w:eastAsia="Times New Roman" w:hAnsi="Times New Roman" w:cs="Times New Roman"/>
+          <w:sz w:val="24"/>
+          <w:szCs w:val="24"/>
+          <w:lang w:eastAsia="es-419"/>
+        </w:rPr>
+        <w:t>s</w:t>
+      </w:r>
+      <w:r>
+        <w:rPr>
+          <w:rFonts w:ascii="Times New Roman" w:eastAsia="Times New Roman" w:hAnsi="Times New Roman" w:cs="Times New Roman"/>
+          <w:sz w:val="24"/>
+          <w:szCs w:val="24"/>
+          <w:lang w:eastAsia="es-419"/>
+        </w:rPr>
+        <w:t xml:space="preserve">e declara el incumplimiento del </w:t>
+      </w:r>
+      <w:r>
+        <w:rPr>
+          <w:rFonts w:ascii="Times New Roman" w:eastAsia="Times New Roman" w:hAnsi="Times New Roman" w:cs="Times New Roman"/>
+          <w:sz w:val="24"/>
+          <w:szCs w:val="24"/>
+          <w:lang w:eastAsia="es-419"/>
+        </w:rPr>
+        <w:t>30</w:t>
+      </w:r>
+      <w:r>
+        <w:rPr>
+          <w:rFonts w:ascii="Times New Roman" w:eastAsia="Times New Roman" w:hAnsi="Times New Roman" w:cs="Times New Roman"/>
+          <w:sz w:val="24"/>
+          <w:szCs w:val="24"/>
+          <w:lang w:eastAsia="es-419"/>
+        </w:rPr>
+        <w:t>.6% en vez de ocultarlo.</w:t>
       </w:r>
     </w:p>
     <w:p>
@@ -694,7 +1158,25 @@
           <w:szCs w:val="24"/>
           <w:lang w:eastAsia="es-419"/>
         </w:rPr>
-        <w:t xml:space="preserve"> implícita (autora + asesor) pero no formalizada para decisiones de seguridad específicas.</w:t>
+        <w:t xml:space="preserve"> </w:t>
+      </w:r>
+      <w:r>
+        <w:rPr>
+          <w:rFonts w:ascii="Times New Roman" w:eastAsia="Times New Roman" w:hAnsi="Times New Roman" w:cs="Times New Roman"/>
+          <w:sz w:val="24"/>
+          <w:szCs w:val="24"/>
+          <w:lang w:eastAsia="es-419"/>
+        </w:rPr>
+        <w:t>l</w:t>
+      </w:r>
+      <w:r>
+        <w:rPr>
+          <w:rFonts w:ascii="Times New Roman" w:eastAsia="Times New Roman" w:hAnsi="Times New Roman" w:cs="Times New Roman"/>
+          <w:sz w:val="24"/>
+          <w:szCs w:val="24"/>
+          <w:lang w:eastAsia="es-419"/>
+        </w:rPr>
+        <w:t>a autora y el asesor son los encargados de manera implícita, pero no se formaliza para decisiones de seguridad especificas</w:t>
       </w:r>
     </w:p>
     <w:p>
@@ -764,7 +1246,25 @@
           <w:szCs w:val="24"/>
           <w:lang w:eastAsia="es-419"/>
         </w:rPr>
-        <w:t xml:space="preserve"> ausente — es la categoría más débil.</w:t>
+        <w:t xml:space="preserve"> </w:t>
+      </w:r>
+      <w:r>
+        <w:rPr>
+          <w:rFonts w:ascii="Times New Roman" w:eastAsia="Times New Roman" w:hAnsi="Times New Roman" w:cs="Times New Roman"/>
+          <w:sz w:val="24"/>
+          <w:szCs w:val="24"/>
+          <w:lang w:eastAsia="es-419"/>
+        </w:rPr>
+        <w:t>a</w:t>
+      </w:r>
+      <w:r>
+        <w:rPr>
+          <w:rFonts w:ascii="Times New Roman" w:eastAsia="Times New Roman" w:hAnsi="Times New Roman" w:cs="Times New Roman"/>
+          <w:sz w:val="24"/>
+          <w:szCs w:val="24"/>
+          <w:lang w:eastAsia="es-419"/>
+        </w:rPr>
+        <w:t>usente</w:t>
       </w:r>
     </w:p>
     <w:p>
@@ -821,7 +1321,25 @@
           <w:szCs w:val="24"/>
           <w:lang w:eastAsia="es-419"/>
         </w:rPr>
-        <w:t xml:space="preserve"> aceptar A-10 (sin autenticación) como riesgo residual debería ser una decisión trazable del asesor, no una frase en el texto.</w:t>
+        <w:t xml:space="preserve"> aceptar A-10 (</w:t>
+      </w:r>
+      <w:r>
+        <w:rPr>
+          <w:rFonts w:ascii="Times New Roman" w:eastAsia="Times New Roman" w:hAnsi="Times New Roman" w:cs="Times New Roman"/>
+          <w:sz w:val="24"/>
+          <w:szCs w:val="24"/>
+          <w:lang w:eastAsia="es-419"/>
+        </w:rPr>
+        <w:t>no</w:t>
+      </w:r>
+      <w:r>
+        <w:rPr>
+          <w:rFonts w:ascii="Times New Roman" w:eastAsia="Times New Roman" w:hAnsi="Times New Roman" w:cs="Times New Roman"/>
+          <w:sz w:val="24"/>
+          <w:szCs w:val="24"/>
+          <w:lang w:eastAsia="es-419"/>
+        </w:rPr>
+        <w:t xml:space="preserve"> autenticación) como riesgo residual debería ser una decisión trazable del asesor, no una frase en el texto.</w:t>
       </w:r>
     </w:p>
     <w:p>
@@ -856,7 +1374,25 @@
           <w:szCs w:val="24"/>
           <w:lang w:eastAsia="es-419"/>
         </w:rPr>
-        <w:t xml:space="preserve"> mitigada por diseño — el alcance se restringe explícitamente a simulación (Sección 1.6), lo cual es en sí mismo un control de gobernanza correcto.</w:t>
+        <w:t xml:space="preserve"> </w:t>
+      </w:r>
+      <w:r>
+        <w:rPr>
+          <w:rFonts w:ascii="Times New Roman" w:eastAsia="Times New Roman" w:hAnsi="Times New Roman" w:cs="Times New Roman"/>
+          <w:sz w:val="24"/>
+          <w:szCs w:val="24"/>
+          <w:lang w:eastAsia="es-419"/>
+        </w:rPr>
+        <w:t>e</w:t>
+      </w:r>
+      <w:r>
+        <w:rPr>
+          <w:rFonts w:ascii="Times New Roman" w:eastAsia="Times New Roman" w:hAnsi="Times New Roman" w:cs="Times New Roman"/>
+          <w:sz w:val="24"/>
+          <w:szCs w:val="24"/>
+          <w:lang w:eastAsia="es-419"/>
+        </w:rPr>
+        <w:t>l alcance se restringe explícitamente a simulación (Sección 1.6), lo cual es en sí mismo un control de gobernanza correcto.</w:t>
       </w:r>
     </w:p>
     <w:p>
@@ -927,6 +1463,33 @@
           <w:lang w:eastAsia="es-419"/>
         </w:rPr>
         <w:t xml:space="preserve"> el patrón "se acepta como riesgo residual" aparece más de una vez en la Tabla XV (A-10, en menor medida A-01/A-05) sin una única instancia formal que las agrupe.</w:t>
+      </w:r>
+    </w:p>
+    <w:p>
+      <w:pPr>
+        <w:pStyle w:val="Prrafodelista"/>
+        <w:spacing w:before="100" w:beforeAutospacing="1" w:after="100" w:afterAutospacing="1" w:line="240" w:lineRule="auto"/>
+        <w:ind w:left="360"/>
+        <w:outlineLvl w:val="2"/>
+        <w:rPr>
+          <w:rFonts w:ascii="Times New Roman" w:eastAsia="Times New Roman" w:hAnsi="Times New Roman" w:cs="Times New Roman"/>
+          <w:b/>
+          <w:bCs/>
+          <w:sz w:val="24"/>
+          <w:szCs w:val="24"/>
+          <w:lang w:eastAsia="es-419"/>
+        </w:rPr>
+      </w:pPr>
+      <w:r>
+        <w:rPr>
+          <w:rFonts w:ascii="Times New Roman" w:eastAsia="Times New Roman" w:hAnsi="Times New Roman" w:cs="Times New Roman"/>
+          <w:b/>
+          <w:bCs/>
+          <w:sz w:val="24"/>
+          <w:szCs w:val="24"/>
+          <w:lang w:eastAsia="es-419"/>
+        </w:rPr>
+        <w:t xml:space="preserve">SSDF </w:t>
       </w:r>
     </w:p>
     <w:p>
@@ -937,87 +1500,23 @@
           <w:numId w:val="3"/>
         </w:numPr>
         <w:spacing w:before="100" w:beforeAutospacing="1" w:after="100" w:afterAutospacing="1" w:line="240" w:lineRule="auto"/>
+        <w:ind w:left="360"/>
         <w:outlineLvl w:val="2"/>
         <w:rPr>
           <w:rFonts w:ascii="Times New Roman" w:eastAsia="Times New Roman" w:hAnsi="Times New Roman" w:cs="Times New Roman"/>
-          <w:b/>
-          <w:bCs/>
-          <w:sz w:val="27"/>
-          <w:szCs w:val="27"/>
-          <w:lang w:eastAsia="es-419"/>
-        </w:rPr>
-      </w:pPr>
-      <w:r>
-        <w:rPr>
-          <w:rFonts w:ascii="Times New Roman" w:eastAsia="Times New Roman" w:hAnsi="Times New Roman" w:cs="Times New Roman"/>
-          <w:b/>
-          <w:bCs/>
-          <w:sz w:val="27"/>
-          <w:szCs w:val="27"/>
-          <w:lang w:eastAsia="es-419"/>
-        </w:rPr>
-        <w:t>SSDF — cómo se opera lo que la gobernanza reveló (proceso y producto)</w:t>
-      </w:r>
-    </w:p>
-    <w:p>
-      <w:pPr>
-        <w:spacing w:before="100" w:beforeAutospacing="1" w:after="100" w:afterAutospacing="1" w:line="240" w:lineRule="auto"/>
-        <w:ind w:left="360"/>
-        <w:rPr>
-          <w:rFonts w:ascii="Times New Roman" w:eastAsia="Times New Roman" w:hAnsi="Times New Roman" w:cs="Times New Roman"/>
-          <w:sz w:val="24"/>
-          <w:szCs w:val="24"/>
-          <w:lang w:eastAsia="es-419"/>
-        </w:rPr>
-      </w:pPr>
-      <w:r>
-        <w:rPr>
-          <w:rFonts w:ascii="Times New Roman" w:eastAsia="Times New Roman" w:hAnsi="Times New Roman" w:cs="Times New Roman"/>
-          <w:sz w:val="24"/>
-          <w:szCs w:val="24"/>
-          <w:lang w:eastAsia="es-419"/>
-        </w:rPr>
-        <w:t xml:space="preserve">La gobernanza dice </w:t>
-      </w:r>
-      <w:r>
-        <w:rPr>
-          <w:rFonts w:ascii="Times New Roman" w:eastAsia="Times New Roman" w:hAnsi="Times New Roman" w:cs="Times New Roman"/>
-          <w:i/>
-          <w:iCs/>
-          <w:sz w:val="24"/>
-          <w:szCs w:val="24"/>
-          <w:lang w:eastAsia="es-419"/>
-        </w:rPr>
-        <w:t>qué se decide y quién decide</w:t>
-      </w:r>
-      <w:r>
-        <w:rPr>
-          <w:rFonts w:ascii="Times New Roman" w:eastAsia="Times New Roman" w:hAnsi="Times New Roman" w:cs="Times New Roman"/>
-          <w:sz w:val="24"/>
-          <w:szCs w:val="24"/>
-          <w:lang w:eastAsia="es-419"/>
-        </w:rPr>
-        <w:t xml:space="preserve">; el SSDF dice </w:t>
-      </w:r>
-      <w:r>
-        <w:rPr>
-          <w:rFonts w:ascii="Times New Roman" w:eastAsia="Times New Roman" w:hAnsi="Times New Roman" w:cs="Times New Roman"/>
-          <w:i/>
-          <w:iCs/>
-          <w:sz w:val="24"/>
-          <w:szCs w:val="24"/>
-          <w:lang w:eastAsia="es-419"/>
-        </w:rPr>
-        <w:t>cómo se construye con menos vulnerabilidades</w:t>
-      </w:r>
-      <w:r>
-        <w:rPr>
-          <w:rFonts w:ascii="Times New Roman" w:eastAsia="Times New Roman" w:hAnsi="Times New Roman" w:cs="Times New Roman"/>
-          <w:sz w:val="24"/>
-          <w:szCs w:val="24"/>
-          <w:lang w:eastAsia="es-419"/>
-        </w:rPr>
-        <w:t>. Priorizando lo que conecta directamente con los vacíos de GV:</w:t>
+          <w:sz w:val="24"/>
+          <w:szCs w:val="24"/>
+          <w:lang w:eastAsia="es-419"/>
+        </w:rPr>
+      </w:pPr>
+      <w:r>
+        <w:rPr>
+          <w:rFonts w:ascii="Times New Roman" w:eastAsia="Times New Roman" w:hAnsi="Times New Roman" w:cs="Times New Roman"/>
+          <w:sz w:val="24"/>
+          <w:szCs w:val="24"/>
+          <w:lang w:eastAsia="es-419"/>
+        </w:rPr>
+        <w:t>El SSDF dice como se construye el sistema con menos vulnerabilidades. Conectándolo directamente con los vacíos de Govern.</w:t>
       </w:r>
     </w:p>
     <w:tbl>
@@ -1028,10 +1527,10 @@
         <w:tblLook w:val="04A0" w:firstRow="1" w:lastRow="0" w:firstColumn="1" w:lastColumn="0" w:noHBand="0" w:noVBand="1"/>
       </w:tblPr>
       <w:tblGrid>
-        <w:gridCol w:w="2051"/>
-        <w:gridCol w:w="1962"/>
-        <w:gridCol w:w="2113"/>
-        <w:gridCol w:w="2008"/>
+        <w:gridCol w:w="2048"/>
+        <w:gridCol w:w="1911"/>
+        <w:gridCol w:w="2189"/>
+        <w:gridCol w:w="1986"/>
       </w:tblGrid>
       <w:tr>
         <w:tc>
@@ -1055,7 +1554,6 @@
                 <w:szCs w:val="24"/>
                 <w:lang w:eastAsia="es-419"/>
               </w:rPr>
-              <w:lastRenderedPageBreak/>
               <w:t>SSDF</w:t>
             </w:r>
           </w:p>
@@ -1153,11 +1651,19 @@
             </w:pPr>
             <w:r>
               <w:rPr>
-                <w:rStyle w:val="Fuerte"/>
+                <w:rStyle w:val="Textoennegrita"/>
+                <w:rFonts w:ascii="Times New Roman" w:hAnsi="Times New Roman" w:cs="Times New Roman"/>
+                <w:sz w:val="24"/>
+                <w:szCs w:val="24"/>
               </w:rPr>
               <w:t>PO.1</w:t>
             </w:r>
             <w:r>
+              <w:rPr>
+                <w:rFonts w:ascii="Times New Roman" w:hAnsi="Times New Roman" w:cs="Times New Roman"/>
+                <w:sz w:val="24"/>
+                <w:szCs w:val="24"/>
+              </w:rPr>
               <w:t xml:space="preserve"> (requisitos de seguridad tempranos)</w:t>
             </w:r>
           </w:p>
@@ -1177,6 +1683,11 @@
               </w:rPr>
             </w:pPr>
             <w:r>
+              <w:rPr>
+                <w:rFonts w:ascii="Times New Roman" w:hAnsi="Times New Roman" w:cs="Times New Roman"/>
+                <w:sz w:val="24"/>
+                <w:szCs w:val="24"/>
+              </w:rPr>
               <w:t>GV.PO</w:t>
             </w:r>
           </w:p>
@@ -1196,6 +1707,11 @@
               </w:rPr>
             </w:pPr>
             <w:r>
+              <w:rPr>
+                <w:rFonts w:ascii="Times New Roman" w:hAnsi="Times New Roman" w:cs="Times New Roman"/>
+                <w:sz w:val="24"/>
+                <w:szCs w:val="24"/>
+              </w:rPr>
               <w:t>Formalizar la Tabla XV como "definition of done" de seguridad en cada iteración Crystal Clear, no solo un paso de diseño inicial</w:t>
             </w:r>
           </w:p>
@@ -1215,6 +1731,11 @@
               </w:rPr>
             </w:pPr>
             <w:r>
+              <w:rPr>
+                <w:rFonts w:ascii="Times New Roman" w:hAnsi="Times New Roman" w:cs="Times New Roman"/>
+                <w:sz w:val="24"/>
+                <w:szCs w:val="24"/>
+              </w:rPr>
               <w:t>Organizacional</w:t>
             </w:r>
           </w:p>
@@ -1237,11 +1758,19 @@
             </w:pPr>
             <w:r>
               <w:rPr>
-                <w:rStyle w:val="Fuerte"/>
+                <w:rStyle w:val="Textoennegrita"/>
+                <w:rFonts w:ascii="Times New Roman" w:hAnsi="Times New Roman" w:cs="Times New Roman"/>
+                <w:sz w:val="24"/>
+                <w:szCs w:val="24"/>
               </w:rPr>
               <w:t>PS.2</w:t>
             </w:r>
             <w:r>
+              <w:rPr>
+                <w:rFonts w:ascii="Times New Roman" w:hAnsi="Times New Roman" w:cs="Times New Roman"/>
+                <w:sz w:val="24"/>
+                <w:szCs w:val="24"/>
+              </w:rPr>
               <w:t xml:space="preserve"> (procedencia de artefactos)</w:t>
             </w:r>
           </w:p>
@@ -1261,6 +1790,11 @@
               </w:rPr>
             </w:pPr>
             <w:r>
+              <w:rPr>
+                <w:rFonts w:ascii="Times New Roman" w:hAnsi="Times New Roman" w:cs="Times New Roman"/>
+                <w:sz w:val="24"/>
+                <w:szCs w:val="24"/>
+              </w:rPr>
               <w:t>GV.SC</w:t>
             </w:r>
           </w:p>
@@ -1280,17 +1814,38 @@
               </w:rPr>
             </w:pPr>
             <w:r>
+              <w:rPr>
+                <w:rFonts w:ascii="Times New Roman" w:hAnsi="Times New Roman" w:cs="Times New Roman"/>
+                <w:sz w:val="24"/>
+                <w:szCs w:val="24"/>
+              </w:rPr>
               <w:t xml:space="preserve">Versionar cada </w:t>
             </w:r>
             <w:r>
               <w:rPr>
                 <w:rStyle w:val="CdigoHTML"/>
-                <w:rFonts w:eastAsiaTheme="minorHAnsi"/>
+                <w:rFonts w:ascii="Times New Roman" w:eastAsiaTheme="minorHAnsi" w:hAnsi="Times New Roman" w:cs="Times New Roman"/>
+                <w:sz w:val="24"/>
+                <w:szCs w:val="24"/>
               </w:rPr>
               <w:t>.h5</w:t>
             </w:r>
             <w:r>
-              <w:t xml:space="preserve"> con hash de commit y partición de datos; registrar procedencia/licencia del dataset ACCIDENT y del backbone</w:t>
+              <w:rPr>
+                <w:rFonts w:ascii="Times New Roman" w:hAnsi="Times New Roman" w:cs="Times New Roman"/>
+                <w:sz w:val="24"/>
+                <w:szCs w:val="24"/>
+              </w:rPr>
+              <w:t xml:space="preserve"> con hash de commit y partición de datos; registrar procedencia/licencia del dataset </w:t>
+            </w:r>
+            <w:r>
+              <w:rPr>
+                <w:rFonts w:ascii="Times New Roman" w:hAnsi="Times New Roman" w:cs="Times New Roman"/>
+                <w:sz w:val="24"/>
+                <w:szCs w:val="24"/>
+              </w:rPr>
+              <w:lastRenderedPageBreak/>
+              <w:t>ACCIDENT y del backbone</w:t>
             </w:r>
           </w:p>
         </w:tc>
@@ -1309,6 +1864,12 @@
               </w:rPr>
             </w:pPr>
             <w:r>
+              <w:rPr>
+                <w:rFonts w:ascii="Times New Roman" w:hAnsi="Times New Roman" w:cs="Times New Roman"/>
+                <w:sz w:val="24"/>
+                <w:szCs w:val="24"/>
+              </w:rPr>
+              <w:lastRenderedPageBreak/>
               <w:t>Tecnológico</w:t>
             </w:r>
           </w:p>
@@ -1331,11 +1892,19 @@
             </w:pPr>
             <w:r>
               <w:rPr>
-                <w:rStyle w:val="Fuerte"/>
+                <w:rStyle w:val="Textoennegrita"/>
+                <w:rFonts w:ascii="Times New Roman" w:hAnsi="Times New Roman" w:cs="Times New Roman"/>
+                <w:sz w:val="24"/>
+                <w:szCs w:val="24"/>
               </w:rPr>
               <w:t>PW.7/PW.8</w:t>
             </w:r>
             <w:r>
+              <w:rPr>
+                <w:rFonts w:ascii="Times New Roman" w:hAnsi="Times New Roman" w:cs="Times New Roman"/>
+                <w:sz w:val="24"/>
+                <w:szCs w:val="24"/>
+              </w:rPr>
               <w:t xml:space="preserve"> (revisión y prueba)</w:t>
             </w:r>
           </w:p>
@@ -1355,6 +1924,11 @@
               </w:rPr>
             </w:pPr>
             <w:r>
+              <w:rPr>
+                <w:rFonts w:ascii="Times New Roman" w:hAnsi="Times New Roman" w:cs="Times New Roman"/>
+                <w:sz w:val="24"/>
+                <w:szCs w:val="24"/>
+              </w:rPr>
               <w:t>GV.RR (autoridad implícita sin verificación)</w:t>
             </w:r>
           </w:p>
@@ -1374,6 +1948,11 @@
               </w:rPr>
             </w:pPr>
             <w:r>
+              <w:rPr>
+                <w:rFonts w:ascii="Times New Roman" w:hAnsi="Times New Roman" w:cs="Times New Roman"/>
+                <w:sz w:val="24"/>
+                <w:szCs w:val="24"/>
+              </w:rPr>
               <w:t>Prueba de regresión para A-07 (concurrencia); revisión de código como parte del checklist, no solo documentación</w:t>
             </w:r>
           </w:p>
@@ -1393,6 +1972,11 @@
               </w:rPr>
             </w:pPr>
             <w:r>
+              <w:rPr>
+                <w:rFonts w:ascii="Times New Roman" w:hAnsi="Times New Roman" w:cs="Times New Roman"/>
+                <w:sz w:val="24"/>
+                <w:szCs w:val="24"/>
+              </w:rPr>
               <w:t>Tecnológico</w:t>
             </w:r>
           </w:p>
@@ -1415,11 +1999,19 @@
             </w:pPr>
             <w:r>
               <w:rPr>
-                <w:rStyle w:val="Fuerte"/>
+                <w:rStyle w:val="Textoennegrita"/>
+                <w:rFonts w:ascii="Times New Roman" w:hAnsi="Times New Roman" w:cs="Times New Roman"/>
+                <w:sz w:val="24"/>
+                <w:szCs w:val="24"/>
               </w:rPr>
               <w:t>RV.1</w:t>
             </w:r>
             <w:r>
+              <w:rPr>
+                <w:rFonts w:ascii="Times New Roman" w:hAnsi="Times New Roman" w:cs="Times New Roman"/>
+                <w:sz w:val="24"/>
+                <w:szCs w:val="24"/>
+              </w:rPr>
               <w:t xml:space="preserve"> (identificación continua de vulnerabilidades)</w:t>
             </w:r>
           </w:p>
@@ -1439,6 +2031,11 @@
               </w:rPr>
             </w:pPr>
             <w:r>
+              <w:rPr>
+                <w:rFonts w:ascii="Times New Roman" w:hAnsi="Times New Roman" w:cs="Times New Roman"/>
+                <w:sz w:val="24"/>
+                <w:szCs w:val="24"/>
+              </w:rPr>
               <w:t>GV.OV</w:t>
             </w:r>
           </w:p>
@@ -1458,6 +2055,11 @@
               </w:rPr>
             </w:pPr>
             <w:r>
+              <w:rPr>
+                <w:rFonts w:ascii="Times New Roman" w:hAnsi="Times New Roman" w:cs="Times New Roman"/>
+                <w:sz w:val="24"/>
+                <w:szCs w:val="24"/>
+              </w:rPr>
               <w:t>Revisar la Tabla XV cada vez que se modifica un flujo de datos, no una sola vez al final</w:t>
             </w:r>
           </w:p>
@@ -1477,6 +2079,11 @@
               </w:rPr>
             </w:pPr>
             <w:r>
+              <w:rPr>
+                <w:rFonts w:ascii="Times New Roman" w:hAnsi="Times New Roman" w:cs="Times New Roman"/>
+                <w:sz w:val="24"/>
+                <w:szCs w:val="24"/>
+              </w:rPr>
               <w:t>Organizacional</w:t>
             </w:r>
           </w:p>
@@ -1499,11 +2106,19 @@
             </w:pPr>
             <w:r>
               <w:rPr>
-                <w:rStyle w:val="Fuerte"/>
+                <w:rStyle w:val="Textoennegrita"/>
+                <w:rFonts w:ascii="Times New Roman" w:hAnsi="Times New Roman" w:cs="Times New Roman"/>
+                <w:sz w:val="24"/>
+                <w:szCs w:val="24"/>
               </w:rPr>
               <w:t>RV.2/RV.3</w:t>
             </w:r>
             <w:r>
+              <w:rPr>
+                <w:rFonts w:ascii="Times New Roman" w:hAnsi="Times New Roman" w:cs="Times New Roman"/>
+                <w:sz w:val="24"/>
+                <w:szCs w:val="24"/>
+              </w:rPr>
               <w:t xml:space="preserve"> (gestión y causa raíz)</w:t>
             </w:r>
           </w:p>
@@ -1523,6 +2138,11 @@
               </w:rPr>
             </w:pPr>
             <w:r>
+              <w:rPr>
+                <w:rFonts w:ascii="Times New Roman" w:hAnsi="Times New Roman" w:cs="Times New Roman"/>
+                <w:sz w:val="24"/>
+                <w:szCs w:val="24"/>
+              </w:rPr>
               <w:t>GV.RM (plan de acción cuando se incumple el umbral)</w:t>
             </w:r>
           </w:p>
@@ -1542,6 +2162,11 @@
               </w:rPr>
             </w:pPr>
             <w:r>
+              <w:rPr>
+                <w:rFonts w:ascii="Times New Roman" w:hAnsi="Times New Roman" w:cs="Times New Roman"/>
+                <w:sz w:val="24"/>
+                <w:szCs w:val="24"/>
+              </w:rPr>
               <w:t>Documentar plan de remediación con responsable y fecha para A-06 y A-07</w:t>
             </w:r>
           </w:p>
@@ -1561,6 +2186,11 @@
               </w:rPr>
             </w:pPr>
             <w:r>
+              <w:rPr>
+                <w:rFonts w:ascii="Times New Roman" w:hAnsi="Times New Roman" w:cs="Times New Roman"/>
+                <w:sz w:val="24"/>
+                <w:szCs w:val="24"/>
+              </w:rPr>
               <w:t>Organizacional</w:t>
             </w:r>
           </w:p>
@@ -1583,11 +2213,19 @@
             </w:pPr>
             <w:r>
               <w:rPr>
-                <w:rStyle w:val="Fuerte"/>
+                <w:rStyle w:val="Textoennegrita"/>
+                <w:rFonts w:ascii="Times New Roman" w:hAnsi="Times New Roman" w:cs="Times New Roman"/>
+                <w:sz w:val="24"/>
+                <w:szCs w:val="24"/>
               </w:rPr>
               <w:t>PW.4</w:t>
             </w:r>
             <w:r>
+              <w:rPr>
+                <w:rFonts w:ascii="Times New Roman" w:hAnsi="Times New Roman" w:cs="Times New Roman"/>
+                <w:sz w:val="24"/>
+                <w:szCs w:val="24"/>
+              </w:rPr>
               <w:t xml:space="preserve"> (reutilización de componentes seguros)</w:t>
             </w:r>
           </w:p>
@@ -1607,6 +2245,11 @@
               </w:rPr>
             </w:pPr>
             <w:r>
+              <w:rPr>
+                <w:rFonts w:ascii="Times New Roman" w:hAnsi="Times New Roman" w:cs="Times New Roman"/>
+                <w:sz w:val="24"/>
+                <w:szCs w:val="24"/>
+              </w:rPr>
               <w:t>Producto, sin vacío GV directo pero cierra superficie de ataque</w:t>
             </w:r>
           </w:p>
@@ -1628,21 +2271,35 @@
             <w:r>
               <w:rPr>
                 <w:rStyle w:val="CdigoHTML"/>
-                <w:rFonts w:eastAsiaTheme="minorHAnsi"/>
+                <w:rFonts w:ascii="Times New Roman" w:eastAsiaTheme="minorHAnsi" w:hAnsi="Times New Roman" w:cs="Times New Roman"/>
+                <w:sz w:val="24"/>
+                <w:szCs w:val="24"/>
               </w:rPr>
               <w:t>pip-audit</w:t>
             </w:r>
             <w:r>
+              <w:rPr>
+                <w:rFonts w:ascii="Times New Roman" w:hAnsi="Times New Roman" w:cs="Times New Roman"/>
+                <w:sz w:val="24"/>
+                <w:szCs w:val="24"/>
+              </w:rPr>
               <w:t>/</w:t>
             </w:r>
             <w:r>
               <w:rPr>
                 <w:rStyle w:val="CdigoHTML"/>
-                <w:rFonts w:eastAsiaTheme="minorHAnsi"/>
+                <w:rFonts w:ascii="Times New Roman" w:eastAsiaTheme="minorHAnsi" w:hAnsi="Times New Roman" w:cs="Times New Roman"/>
+                <w:sz w:val="24"/>
+                <w:szCs w:val="24"/>
               </w:rPr>
               <w:t>npm audit</w:t>
             </w:r>
             <w:r>
+              <w:rPr>
+                <w:rFonts w:ascii="Times New Roman" w:hAnsi="Times New Roman" w:cs="Times New Roman"/>
+                <w:sz w:val="24"/>
+                <w:szCs w:val="24"/>
+              </w:rPr>
               <w:t xml:space="preserve"> en el flujo de construcción</w:t>
             </w:r>
           </w:p>
@@ -1662,6 +2319,11 @@
               </w:rPr>
             </w:pPr>
             <w:r>
+              <w:rPr>
+                <w:rFonts w:ascii="Times New Roman" w:hAnsi="Times New Roman" w:cs="Times New Roman"/>
+                <w:sz w:val="24"/>
+                <w:szCs w:val="24"/>
+              </w:rPr>
               <w:t>Tecnológico</w:t>
             </w:r>
           </w:p>
@@ -1670,132 +2332,56 @@
     </w:tbl>
     <w:p>
       <w:pPr>
-        <w:spacing w:before="100" w:beforeAutospacing="1" w:after="100" w:afterAutospacing="1" w:line="240" w:lineRule="auto"/>
-        <w:ind w:left="360"/>
-        <w:rPr>
-          <w:rFonts w:ascii="Times New Roman" w:eastAsia="Times New Roman" w:hAnsi="Times New Roman" w:cs="Times New Roman"/>
-          <w:sz w:val="24"/>
-          <w:szCs w:val="24"/>
-          <w:lang w:eastAsia="es-419"/>
+        <w:pStyle w:val="Ttulo3"/>
+        <w:rPr>
+          <w:sz w:val="24"/>
+          <w:szCs w:val="24"/>
         </w:rPr>
       </w:pPr>
     </w:p>
     <w:p>
       <w:pPr>
         <w:pStyle w:val="Ttulo3"/>
-      </w:pPr>
-      <w:r>
-        <w:t>Respuesta directa: ¿cómo robustecer la seguridad del proceso y del producto?</w:t>
+        <w:rPr>
+          <w:sz w:val="24"/>
+          <w:szCs w:val="24"/>
+        </w:rPr>
+      </w:pPr>
+      <w:r>
+        <w:rPr>
+          <w:sz w:val="24"/>
+          <w:szCs w:val="24"/>
+        </w:rPr>
+        <w:t>U</w:t>
+      </w:r>
+      <w:r>
+        <w:rPr>
+          <w:sz w:val="24"/>
+          <w:szCs w:val="24"/>
+        </w:rPr>
+        <w:t>so de la IA</w:t>
       </w:r>
     </w:p>
     <w:p>
       <w:pPr>
-        <w:numPr>
-          <w:ilvl w:val="0"/>
-          <w:numId w:val="4"/>
-        </w:numPr>
-        <w:spacing w:before="100" w:beforeAutospacing="1" w:after="100" w:afterAutospacing="1" w:line="240" w:lineRule="auto"/>
-      </w:pPr>
-      <w:r>
-        <w:rPr>
-          <w:rStyle w:val="Fuerte"/>
-        </w:rPr>
-        <w:t>Formaliza la aceptación de A-10</w:t>
-      </w:r>
-      <w:r>
-        <w:t xml:space="preserve"> como decisión firmada del asesor (cierra GV.RR + GV.OV con esfuerzo mínimo).</w:t>
+        <w:pStyle w:val="Ttulo3"/>
+        <w:rPr>
+          <w:b w:val="0"/>
+          <w:bCs w:val="0"/>
+          <w:sz w:val="24"/>
+          <w:szCs w:val="24"/>
+        </w:rPr>
+      </w:pPr>
+      <w:r>
+        <w:rPr>
+          <w:b w:val="0"/>
+          <w:bCs w:val="0"/>
+          <w:sz w:val="24"/>
+          <w:szCs w:val="24"/>
+        </w:rPr>
+        <w:t>Se hizo uso de la IA como se decía en el ejercicio, donde se desarrolló COSTAR de forma autónoma, usando IA generativa como un apoyo para identificar la gobernanza del proyecto y como este se relaciona con SSDF.</w:t>
       </w:r>
     </w:p>
-    <w:p>
-      <w:pPr>
-        <w:numPr>
-          <w:ilvl w:val="0"/>
-          <w:numId w:val="4"/>
-        </w:numPr>
-        <w:spacing w:before="100" w:beforeAutospacing="1" w:after="100" w:afterAutospacing="1" w:line="240" w:lineRule="auto"/>
-      </w:pPr>
-      <w:r>
-        <w:rPr>
-          <w:rStyle w:val="Fuerte"/>
-        </w:rPr>
-        <w:t>Declara la procedencia del dataset y del backbone</w:t>
-      </w:r>
-      <w:r>
-        <w:t xml:space="preserve"> en una línea de la Tabla IV o como trabajo futuro (cierra GV.SC, el vacío más claro).</w:t>
-      </w:r>
-    </w:p>
-    <w:p>
-      <w:pPr>
-        <w:numPr>
-          <w:ilvl w:val="0"/>
-          <w:numId w:val="4"/>
-        </w:numPr>
-        <w:spacing w:before="100" w:beforeAutospacing="1" w:after="100" w:afterAutospacing="1" w:line="240" w:lineRule="auto"/>
-      </w:pPr>
-      <w:r>
-        <w:rPr>
-          <w:rStyle w:val="Fuerte"/>
-        </w:rPr>
-        <w:t>Convierte el modelado STRIDE en un ritual repetible</w:t>
-      </w:r>
-      <w:r>
-        <w:t>, no un evento único (cierra GV.OV y opera RV.1).</w:t>
-      </w:r>
-    </w:p>
-    <w:p>
-      <w:pPr>
-        <w:numPr>
-          <w:ilvl w:val="0"/>
-          <w:numId w:val="4"/>
-        </w:numPr>
-        <w:spacing w:before="100" w:beforeAutospacing="1" w:after="100" w:afterAutospacing="1" w:line="240" w:lineRule="auto"/>
-      </w:pPr>
-      <w:r>
-        <w:rPr>
-          <w:rStyle w:val="Fuerte"/>
-        </w:rPr>
-        <w:lastRenderedPageBreak/>
-        <w:t>Cierra los dos defectos abiertos con evidencia de prueba</w:t>
-      </w:r>
-      <w:r>
-        <w:t>, no solo con texto (A-06 con contador visible, A-07 con caso de prueba de concurrencia) — esto es PW.7/PW.8 aplicado.</w:t>
-      </w:r>
-    </w:p>
-    <w:p>
-      <w:pPr>
-        <w:numPr>
-          <w:ilvl w:val="0"/>
-          <w:numId w:val="4"/>
-        </w:numPr>
-        <w:spacing w:before="100" w:beforeAutospacing="1" w:after="100" w:afterAutospacing="1" w:line="240" w:lineRule="auto"/>
-      </w:pPr>
-      <w:r>
-        <w:rPr>
-          <w:rStyle w:val="Fuerte"/>
-        </w:rPr>
-        <w:t>Añade escaneo de dependencias</w:t>
-      </w:r>
-      <w:r>
-        <w:t xml:space="preserve"> al proceso de construcción — la mejora de menor esfuerzo y mayor retorno.</w:t>
-      </w:r>
-    </w:p>
-    <w:p>
-      <w:pPr>
-        <w:pStyle w:val="Ttulo3"/>
-      </w:pPr>
-      <w:r>
-        <w:t>Sobre el uso de la IA</w:t>
-      </w:r>
-    </w:p>
-    <w:p>
-      <w:pPr>
-        <w:pStyle w:val="NormalWeb"/>
-      </w:pPr>
-      <w:r>
-        <w:t>Corregí el enfoque después de que señalaras que el enunciado real pedía el Caso de Uso 1 específicamente — esto es exactamente el tipo de revisión que la guía NIST recomienda ("AI-generated content should always be reviewed by qualified personnel"): la primera versión no estaba mal fundamentada, pero no respondía al caso de uso correcto. Cada elemento de la tabla GV está anclado a una sección o tabla real de tu documento (Tabla IV, XV, XXVIII, ADRs, RNF-02); ninguno fue inventado. Esto sí debe pasar por tu revisión y la de Carlos Mario antes de tratarse como definitivo.</w:t>
-      </w:r>
-    </w:p>
-    <w:p/>
     <w:sectPr>
       <w:pgSz w:w="11906" w:h="16838"/>
       <w:pgMar w:top="1417" w:right="1701" w:bottom="1417" w:left="1701" w:header="708" w:footer="708" w:gutter="0"/>
@@ -1807,7 +2393,7 @@
 </file>
 
 <file path=word/numbering.xml><?xml version="1.0" encoding="utf-8"?>
-<w:numbering xmlns:wpc="http://schemas.microsoft.com/office/word/2010/wordprocessingCanvas" xmlns:cx="http://schemas.microsoft.com/office/drawing/2014/chartex" xmlns:cx1="http://schemas.microsoft.com/office/drawing/2015/9/8/chartex" xmlns:cx2="http://schemas.microsoft.com/office/drawing/2015/10/21/chartex" xmlns:cx3="http://schemas.microsoft.com/office/drawing/2016/5/9/chartex" xmlns:cx4="http://schemas.microsoft.com/office/drawing/2016/5/10/chartex" xmlns:cx5="http://schemas.microsoft.com/office/drawing/2016/5/11/chartex" xmlns:cx6="http://schemas.microsoft.com/office/drawing/2016/5/12/chartex" xmlns:cx7="http://schemas.microsoft.com/office/drawing/2016/5/13/chartex" xmlns:cx8="http://schemas.microsoft.com/office/drawing/2016/5/14/chartex" xmlns:mc="http://schemas.openxmlformats.org/markup-compatibility/2006" xmlns:aink="http://schemas.microsoft.com/office/drawing/2016/ink" xmlns:am3d="http://schemas.microsoft.com/office/drawing/2017/model3d" xmlns:o="urn:schemas-microsoft-com:office:office" xmlns:oel="http://schemas.microsoft.com/office/2019/extlst" xmlns:r="http://schemas.openxmlformats.org/officeDocument/2006/relationships" xmlns:m="http://schemas.openxmlformats.org/officeDocument/2006/math" xmlns:v="urn:schemas-microsoft-com:vml" xmlns:wp14="http://schemas.microsoft.com/office/word/2010/wordprocessingDrawing" xmlns:wp="http://schemas.openxmlformats.org/drawingml/2006/wordprocessingDrawing" xmlns:w10="urn:schemas-microsoft-com:office:word" xmlns:w="http://schemas.openxmlformats.org/wordprocessingml/2006/main" xmlns:w14="http://schemas.microsoft.com/office/word/2010/wordml" xmlns:w15="http://schemas.microsoft.com/office/word/2012/wordml" xmlns:w16cex="http://schemas.microsoft.com/office/word/2018/wordml/cex" xmlns:w16cid="http://schemas.microsoft.com/office/word/2016/wordml/cid" xmlns:w16="http://schemas.microsoft.com/office/word/2018/wordml" xmlns:w16du="http://schemas.microsoft.com/office/word/2023/wordml/word16du" xmlns:w16sdtdh="http://schemas.microsoft.com/office/word/2020/wordml/sdtdatahash" xmlns:w16sdtfl="http://schemas.microsoft.com/office/word/2024/wordml/sdtformatlock" xmlns:w16se="http://schemas.microsoft.com/office/word/2015/wordml/symex" xmlns:wpg="http://schemas.microsoft.com/office/word/2010/wordprocessingGroup" xmlns:wpi="http://schemas.microsoft.com/office/word/2010/wordprocessingInk" xmlns:wne="http://schemas.microsoft.com/office/word/2006/wordml" xmlns:wps="http://schemas.microsoft.com/office/word/2010/wordprocessingShape" mc:Ignorable="w14 w15 w16se w16cid w16 w16cex w16sdtdh w16sdtfl w16du wp14">
+<w:numbering xmlns:wpc="http://schemas.microsoft.com/office/word/2010/wordprocessingCanvas" xmlns:cx="http://schemas.microsoft.com/office/drawing/2014/chartex" xmlns:cx1="http://schemas.microsoft.com/office/drawing/2015/9/8/chartex" xmlns:cx2="http://schemas.microsoft.com/office/drawing/2015/10/21/chartex" xmlns:cx3="http://schemas.microsoft.com/office/drawing/2016/5/9/chartex" xmlns:cx4="http://schemas.microsoft.com/office/drawing/2016/5/10/chartex" xmlns:cx5="http://schemas.microsoft.com/office/drawing/2016/5/11/chartex" xmlns:cx6="http://schemas.microsoft.com/office/drawing/2016/5/12/chartex" xmlns:cx7="http://schemas.microsoft.com/office/drawing/2016/5/13/chartex" xmlns:cx8="http://schemas.microsoft.com/office/drawing/2016/5/14/chartex" xmlns:mc="http://schemas.openxmlformats.org/markup-compatibility/2006" xmlns:aink="http://schemas.microsoft.com/office/drawing/2016/ink" xmlns:am3d="http://schemas.microsoft.com/office/drawing/2017/model3d" xmlns:o="urn:schemas-microsoft-com:office:office" xmlns:r="http://schemas.openxmlformats.org/officeDocument/2006/relationships" xmlns:m="http://schemas.openxmlformats.org/officeDocument/2006/math" xmlns:v="urn:schemas-microsoft-com:vml" xmlns:wp14="http://schemas.microsoft.com/office/word/2010/wordprocessingDrawing" xmlns:wp="http://schemas.openxmlformats.org/drawingml/2006/wordprocessingDrawing" xmlns:w10="urn:schemas-microsoft-com:office:word" xmlns:w="http://schemas.openxmlformats.org/wordprocessingml/2006/main" xmlns:w14="http://schemas.microsoft.com/office/word/2010/wordml" xmlns:w15="http://schemas.microsoft.com/office/word/2012/wordml" xmlns:w16cex="http://schemas.microsoft.com/office/word/2018/wordml/cex" xmlns:w16cid="http://schemas.microsoft.com/office/word/2016/wordml/cid" xmlns:w16="http://schemas.microsoft.com/office/word/2018/wordml" xmlns:w16sdtdh="http://schemas.microsoft.com/office/word/2020/wordml/sdtdatahash" xmlns:w16se="http://schemas.microsoft.com/office/word/2015/wordml/symex" xmlns:wpg="http://schemas.microsoft.com/office/word/2010/wordprocessingGroup" xmlns:wpi="http://schemas.microsoft.com/office/word/2010/wordprocessingInk" xmlns:wne="http://schemas.microsoft.com/office/word/2006/wordml" xmlns:wps="http://schemas.microsoft.com/office/word/2010/wordprocessingShape" mc:Ignorable="w14 w15 w16se w16cid w16 w16cex w16sdtdh wp14">
   <w:abstractNum w:abstractNumId="0" w15:restartNumberingAfterBreak="0">
     <w:nsid w:val="21A4410B"/>
     <w:multiLevelType w:val="multilevel"/>
@@ -2332,23 +2918,23 @@
       </w:pPr>
     </w:lvl>
   </w:abstractNum>
-  <w:num w:numId="1" w16cid:durableId="1219055893">
+  <w:num w:numId="1">
     <w:abstractNumId w:val="2"/>
   </w:num>
-  <w:num w:numId="2" w16cid:durableId="64643821">
+  <w:num w:numId="2">
     <w:abstractNumId w:val="1"/>
   </w:num>
-  <w:num w:numId="3" w16cid:durableId="1232305757">
+  <w:num w:numId="3">
     <w:abstractNumId w:val="0"/>
   </w:num>
-  <w:num w:numId="4" w16cid:durableId="1331761326">
+  <w:num w:numId="4">
     <w:abstractNumId w:val="3"/>
   </w:num>
 </w:numbering>
 </file>
 
 <file path=word/styles.xml><?xml version="1.0" encoding="utf-8"?>
-<w:styles xmlns:mc="http://schemas.openxmlformats.org/markup-compatibility/2006" xmlns:r="http://schemas.openxmlformats.org/officeDocument/2006/relationships" xmlns:w="http://schemas.openxmlformats.org/wordprocessingml/2006/main" xmlns:w14="http://schemas.microsoft.com/office/word/2010/wordml" xmlns:w15="http://schemas.microsoft.com/office/word/2012/wordml" xmlns:w16cex="http://schemas.microsoft.com/office/word/2018/wordml/cex" xmlns:w16cid="http://schemas.microsoft.com/office/word/2016/wordml/cid" xmlns:w16="http://schemas.microsoft.com/office/word/2018/wordml" xmlns:w16du="http://schemas.microsoft.com/office/word/2023/wordml/word16du" xmlns:w16sdtdh="http://schemas.microsoft.com/office/word/2020/wordml/sdtdatahash" xmlns:w16sdtfl="http://schemas.microsoft.com/office/word/2024/wordml/sdtformatlock" xmlns:w16se="http://schemas.microsoft.com/office/word/2015/wordml/symex" mc:Ignorable="w14 w15 w16se w16cid w16 w16cex w16sdtdh w16sdtfl w16du">
+<w:styles xmlns:mc="http://schemas.openxmlformats.org/markup-compatibility/2006" xmlns:r="http://schemas.openxmlformats.org/officeDocument/2006/relationships" xmlns:w="http://schemas.openxmlformats.org/wordprocessingml/2006/main" xmlns:w14="http://schemas.microsoft.com/office/word/2010/wordml" xmlns:w15="http://schemas.microsoft.com/office/word/2012/wordml" xmlns:w16cex="http://schemas.microsoft.com/office/word/2018/wordml/cex" xmlns:w16cid="http://schemas.microsoft.com/office/word/2016/wordml/cid" xmlns:w16="http://schemas.microsoft.com/office/word/2018/wordml" xmlns:w16sdtdh="http://schemas.microsoft.com/office/word/2020/wordml/sdtdatahash" xmlns:w16se="http://schemas.microsoft.com/office/word/2015/wordml/symex" mc:Ignorable="w14 w15 w16se w16cid w16 w16cex w16sdtdh">
   <w:docDefaults>
     <w:rPrDefault>
       <w:rPr>
@@ -2834,7 +3420,7 @@
       </w:tblBorders>
     </w:tblPr>
   </w:style>
-  <w:style w:type="character" w:styleId="Fuerte">
+  <w:style w:type="character" w:styleId="Textoennegrita">
     <w:name w:val="Strong"/>
     <w:basedOn w:val="Fuentedeprrafopredeter"/>
     <w:uiPriority w:val="22"/>
